--- a/Lab Assignments/DBT/Assignments/PLSQL Assignments.docx
+++ b/Lab Assignments/DBT/Assignments/PLSQL Assignments.docx
@@ -133,7 +133,25 @@
           <w:sz w:val="20"/>
           <w:szCs w:val="20"/>
         </w:rPr>
-        <w:t>Show all teachers, including those who haven’t been assigned a subject yet.</w:t>
+        <w:t xml:space="preserve">Show all teachers, including those who </w:t>
+      </w:r>
+      <w:proofErr w:type="gramStart"/>
+      <w:r>
+        <w:rPr>
+          <w:rFonts w:cstheme="minorHAnsi"/>
+          <w:sz w:val="20"/>
+          <w:szCs w:val="20"/>
+        </w:rPr>
+        <w:t>haven’t</w:t>
+      </w:r>
+      <w:proofErr w:type="gramEnd"/>
+      <w:r>
+        <w:rPr>
+          <w:rFonts w:cstheme="minorHAnsi"/>
+          <w:sz w:val="20"/>
+          <w:szCs w:val="20"/>
+        </w:rPr>
+        <w:t xml:space="preserve"> been assigned a subject yet.</w:t>
       </w:r>
     </w:p>
     <w:p>
@@ -395,8 +413,1063 @@
           <w:sz w:val="20"/>
           <w:szCs w:val="20"/>
         </w:rPr>
-        <w:t xml:space="preserve"> transfer_funds(p_from_acc, p_to_acc, p_amount)</w:t>
-      </w:r>
+        <w:t xml:space="preserve"> transfer_</w:t>
+      </w:r>
+      <w:proofErr w:type="gramStart"/>
+      <w:r>
+        <w:rPr>
+          <w:rFonts w:cstheme="minorHAnsi"/>
+          <w:sz w:val="20"/>
+          <w:szCs w:val="20"/>
+        </w:rPr>
+        <w:t>funds(</w:t>
+      </w:r>
+      <w:proofErr w:type="gramEnd"/>
+      <w:r>
+        <w:rPr>
+          <w:rFonts w:cstheme="minorHAnsi"/>
+          <w:sz w:val="20"/>
+          <w:szCs w:val="20"/>
+        </w:rPr>
+        <w:t>p_from_acc, p_to_acc, p_amount)</w:t>
+      </w:r>
+    </w:p>
+    <w:p>
+      <w:pPr>
+        <w:spacing w:after="0" w:line="240" w:lineRule="auto"/>
+        <w:ind w:left="720"/>
+        <w:rPr>
+          <w:rFonts w:cstheme="minorHAnsi"/>
+          <w:sz w:val="20"/>
+          <w:szCs w:val="20"/>
+        </w:rPr>
+      </w:pPr>
+      <w:r>
+        <w:rPr>
+          <w:rFonts w:cstheme="minorHAnsi"/>
+          <w:sz w:val="20"/>
+          <w:szCs w:val="20"/>
+        </w:rPr>
+        <w:t>Ans.</w:t>
+      </w:r>
+    </w:p>
+    <w:p>
+      <w:pPr>
+        <w:spacing w:after="0" w:line="240" w:lineRule="auto"/>
+        <w:ind w:left="720"/>
+        <w:rPr>
+          <w:rFonts w:cstheme="minorHAnsi"/>
+          <w:sz w:val="20"/>
+          <w:szCs w:val="20"/>
+        </w:rPr>
+      </w:pPr>
+      <w:r>
+        <w:rPr>
+          <w:rFonts w:cstheme="minorHAnsi"/>
+          <w:sz w:val="20"/>
+          <w:szCs w:val="20"/>
+        </w:rPr>
+        <w:t xml:space="preserve">drop procedure if exists </w:t>
+      </w:r>
+      <w:r>
+        <w:rPr>
+          <w:rFonts w:cstheme="minorHAnsi"/>
+          <w:sz w:val="20"/>
+          <w:szCs w:val="20"/>
+        </w:rPr>
+        <w:t>transfer_</w:t>
+      </w:r>
+      <w:proofErr w:type="gramStart"/>
+      <w:r>
+        <w:rPr>
+          <w:rFonts w:cstheme="minorHAnsi"/>
+          <w:sz w:val="20"/>
+          <w:szCs w:val="20"/>
+        </w:rPr>
+        <w:t>funds</w:t>
+      </w:r>
+      <w:r>
+        <w:rPr>
+          <w:rFonts w:cstheme="minorHAnsi"/>
+          <w:sz w:val="20"/>
+          <w:szCs w:val="20"/>
+        </w:rPr>
+        <w:t>;</w:t>
+      </w:r>
+      <w:proofErr w:type="gramEnd"/>
+    </w:p>
+    <w:p>
+      <w:pPr>
+        <w:spacing w:after="0" w:line="240" w:lineRule="auto"/>
+        <w:ind w:left="720"/>
+        <w:rPr>
+          <w:rFonts w:cstheme="minorHAnsi"/>
+          <w:sz w:val="20"/>
+          <w:szCs w:val="20"/>
+        </w:rPr>
+      </w:pPr>
+      <w:r>
+        <w:rPr>
+          <w:rFonts w:cstheme="minorHAnsi"/>
+          <w:sz w:val="20"/>
+          <w:szCs w:val="20"/>
+        </w:rPr>
+        <w:t>delimiter $</w:t>
+      </w:r>
+    </w:p>
+    <w:p>
+      <w:pPr>
+        <w:spacing w:after="0" w:line="240" w:lineRule="auto"/>
+        <w:ind w:left="720"/>
+        <w:rPr>
+          <w:rFonts w:cstheme="minorHAnsi"/>
+          <w:sz w:val="20"/>
+          <w:szCs w:val="20"/>
+        </w:rPr>
+      </w:pPr>
+      <w:r>
+        <w:rPr>
+          <w:rFonts w:cstheme="minorHAnsi"/>
+          <w:sz w:val="20"/>
+          <w:szCs w:val="20"/>
+        </w:rPr>
+        <w:t xml:space="preserve">create procedure </w:t>
+      </w:r>
+      <w:r>
+        <w:rPr>
+          <w:rFonts w:cstheme="minorHAnsi"/>
+          <w:sz w:val="20"/>
+          <w:szCs w:val="20"/>
+        </w:rPr>
+        <w:t>transfer_</w:t>
+      </w:r>
+      <w:proofErr w:type="gramStart"/>
+      <w:r>
+        <w:rPr>
+          <w:rFonts w:cstheme="minorHAnsi"/>
+          <w:sz w:val="20"/>
+          <w:szCs w:val="20"/>
+        </w:rPr>
+        <w:t>funds(</w:t>
+      </w:r>
+      <w:proofErr w:type="gramEnd"/>
+      <w:r>
+        <w:rPr>
+          <w:rFonts w:cstheme="minorHAnsi"/>
+          <w:sz w:val="20"/>
+          <w:szCs w:val="20"/>
+        </w:rPr>
+        <w:t>p_from_acc, p_to_acc, p_amount)</w:t>
+      </w:r>
+    </w:p>
+    <w:p>
+      <w:pPr>
+        <w:spacing w:after="0" w:line="240" w:lineRule="auto"/>
+        <w:ind w:left="720"/>
+        <w:rPr>
+          <w:rFonts w:cstheme="minorHAnsi"/>
+          <w:sz w:val="20"/>
+          <w:szCs w:val="20"/>
+        </w:rPr>
+      </w:pPr>
+      <w:r>
+        <w:rPr>
+          <w:rFonts w:cstheme="minorHAnsi"/>
+          <w:sz w:val="20"/>
+          <w:szCs w:val="20"/>
+        </w:rPr>
+        <w:t>b</w:t>
+      </w:r>
+      <w:proofErr w:type="gramStart"/>
+      <w:r>
+        <w:rPr>
+          <w:rFonts w:cstheme="minorHAnsi"/>
+          <w:sz w:val="20"/>
+          <w:szCs w:val="20"/>
+        </w:rPr>
+        <w:t>1:BEGIN</w:t>
+      </w:r>
+      <w:proofErr w:type="gramEnd"/>
+    </w:p>
+    <w:p>
+      <w:pPr>
+        <w:spacing w:after="0" w:line="240" w:lineRule="auto"/>
+        <w:ind w:left="720"/>
+        <w:rPr>
+          <w:rFonts w:cstheme="minorHAnsi"/>
+          <w:sz w:val="20"/>
+          <w:szCs w:val="20"/>
+        </w:rPr>
+      </w:pPr>
+      <w:r>
+        <w:rPr>
+          <w:rFonts w:cstheme="minorHAnsi"/>
+          <w:sz w:val="20"/>
+          <w:szCs w:val="20"/>
+        </w:rPr>
+        <w:tab/>
+      </w:r>
+    </w:p>
+    <w:p>
+      <w:pPr>
+        <w:spacing w:after="0" w:line="240" w:lineRule="auto"/>
+        <w:ind w:left="720"/>
+        <w:rPr>
+          <w:rFonts w:cstheme="minorHAnsi"/>
+          <w:sz w:val="20"/>
+          <w:szCs w:val="20"/>
+        </w:rPr>
+      </w:pPr>
+      <w:r>
+        <w:rPr>
+          <w:rFonts w:cstheme="minorHAnsi"/>
+          <w:sz w:val="20"/>
+          <w:szCs w:val="20"/>
+        </w:rPr>
+        <w:tab/>
+        <w:t xml:space="preserve">declare p_from_acc </w:t>
+      </w:r>
+      <w:proofErr w:type="gramStart"/>
+      <w:r>
+        <w:rPr>
+          <w:rFonts w:cstheme="minorHAnsi"/>
+          <w:sz w:val="20"/>
+          <w:szCs w:val="20"/>
+        </w:rPr>
+        <w:t>VARCHAR(</w:t>
+      </w:r>
+      <w:proofErr w:type="gramEnd"/>
+      <w:r>
+        <w:rPr>
+          <w:rFonts w:cstheme="minorHAnsi"/>
+          <w:sz w:val="20"/>
+          <w:szCs w:val="20"/>
+        </w:rPr>
+        <w:t>30</w:t>
+      </w:r>
+      <w:proofErr w:type="gramStart"/>
+      <w:r>
+        <w:rPr>
+          <w:rFonts w:cstheme="minorHAnsi"/>
+          <w:sz w:val="20"/>
+          <w:szCs w:val="20"/>
+        </w:rPr>
+        <w:t>);</w:t>
+      </w:r>
+      <w:proofErr w:type="gramEnd"/>
+    </w:p>
+    <w:p>
+      <w:pPr>
+        <w:spacing w:after="0" w:line="240" w:lineRule="auto"/>
+        <w:ind w:left="720"/>
+        <w:rPr>
+          <w:rFonts w:cstheme="minorHAnsi"/>
+          <w:sz w:val="20"/>
+          <w:szCs w:val="20"/>
+        </w:rPr>
+      </w:pPr>
+      <w:r>
+        <w:rPr>
+          <w:rFonts w:cstheme="minorHAnsi"/>
+          <w:sz w:val="20"/>
+          <w:szCs w:val="20"/>
+        </w:rPr>
+        <w:tab/>
+        <w:t>declare</w:t>
+      </w:r>
+      <w:r>
+        <w:rPr>
+          <w:rFonts w:cstheme="minorHAnsi"/>
+          <w:sz w:val="20"/>
+          <w:szCs w:val="20"/>
+        </w:rPr>
+        <w:t xml:space="preserve"> p_to_</w:t>
+      </w:r>
+      <w:proofErr w:type="gramStart"/>
+      <w:r>
+        <w:rPr>
+          <w:rFonts w:cstheme="minorHAnsi"/>
+          <w:sz w:val="20"/>
+          <w:szCs w:val="20"/>
+        </w:rPr>
+        <w:t>acc</w:t>
+      </w:r>
+      <w:r>
+        <w:rPr>
+          <w:rFonts w:cstheme="minorHAnsi"/>
+          <w:sz w:val="20"/>
+          <w:szCs w:val="20"/>
+        </w:rPr>
+        <w:t xml:space="preserve">  varchar</w:t>
+      </w:r>
+      <w:proofErr w:type="gramEnd"/>
+      <w:r>
+        <w:rPr>
+          <w:rFonts w:cstheme="minorHAnsi"/>
+          <w:sz w:val="20"/>
+          <w:szCs w:val="20"/>
+        </w:rPr>
+        <w:t>(20</w:t>
+      </w:r>
+      <w:proofErr w:type="gramStart"/>
+      <w:r>
+        <w:rPr>
+          <w:rFonts w:cstheme="minorHAnsi"/>
+          <w:sz w:val="20"/>
+          <w:szCs w:val="20"/>
+        </w:rPr>
+        <w:t>);</w:t>
+      </w:r>
+      <w:proofErr w:type="gramEnd"/>
+    </w:p>
+    <w:p>
+      <w:pPr>
+        <w:spacing w:after="0" w:line="240" w:lineRule="auto"/>
+        <w:ind w:left="720"/>
+        <w:rPr>
+          <w:rFonts w:cstheme="minorHAnsi"/>
+          <w:sz w:val="20"/>
+          <w:szCs w:val="20"/>
+        </w:rPr>
+      </w:pPr>
+      <w:r>
+        <w:rPr>
+          <w:rFonts w:cstheme="minorHAnsi"/>
+          <w:sz w:val="20"/>
+          <w:szCs w:val="20"/>
+        </w:rPr>
+        <w:tab/>
+        <w:t xml:space="preserve">declare p_amount </w:t>
+      </w:r>
+      <w:proofErr w:type="gramStart"/>
+      <w:r>
+        <w:rPr>
+          <w:rFonts w:cstheme="minorHAnsi"/>
+          <w:sz w:val="20"/>
+          <w:szCs w:val="20"/>
+        </w:rPr>
+        <w:t>double;</w:t>
+      </w:r>
+      <w:proofErr w:type="gramEnd"/>
+    </w:p>
+    <w:p>
+      <w:pPr>
+        <w:spacing w:after="0" w:line="240" w:lineRule="auto"/>
+        <w:ind w:left="720"/>
+        <w:rPr>
+          <w:rFonts w:cstheme="minorHAnsi"/>
+          <w:sz w:val="20"/>
+          <w:szCs w:val="20"/>
+        </w:rPr>
+      </w:pPr>
+      <w:r>
+        <w:rPr>
+          <w:rFonts w:cstheme="minorHAnsi"/>
+          <w:sz w:val="20"/>
+          <w:szCs w:val="20"/>
+        </w:rPr>
+        <w:tab/>
+      </w:r>
+    </w:p>
+    <w:p>
+      <w:pPr>
+        <w:spacing w:after="0" w:line="240" w:lineRule="auto"/>
+        <w:ind w:left="720"/>
+        <w:rPr>
+          <w:rFonts w:cstheme="minorHAnsi"/>
+          <w:sz w:val="20"/>
+          <w:szCs w:val="20"/>
+        </w:rPr>
+      </w:pPr>
+      <w:r>
+        <w:rPr>
+          <w:rFonts w:cstheme="minorHAnsi"/>
+          <w:sz w:val="20"/>
+          <w:szCs w:val="20"/>
+        </w:rPr>
+        <w:t>p_from_acc=</w:t>
+      </w:r>
+    </w:p>
+    <w:p>
+      <w:pPr>
+        <w:spacing w:after="0" w:line="240" w:lineRule="auto"/>
+        <w:ind w:left="720"/>
+        <w:rPr>
+          <w:rFonts w:cstheme="minorHAnsi"/>
+          <w:sz w:val="20"/>
+          <w:szCs w:val="20"/>
+        </w:rPr>
+      </w:pPr>
+      <w:r>
+        <w:rPr>
+          <w:rFonts w:cstheme="minorHAnsi"/>
+          <w:sz w:val="20"/>
+          <w:szCs w:val="20"/>
+        </w:rPr>
+        <w:tab/>
+      </w:r>
+    </w:p>
+    <w:p>
+      <w:pPr>
+        <w:spacing w:after="0" w:line="240" w:lineRule="auto"/>
+        <w:ind w:left="720"/>
+        <w:rPr>
+          <w:rFonts w:cstheme="minorHAnsi"/>
+          <w:sz w:val="20"/>
+          <w:szCs w:val="20"/>
+        </w:rPr>
+      </w:pPr>
+      <w:r>
+        <w:rPr>
+          <w:rFonts w:cstheme="minorHAnsi"/>
+          <w:sz w:val="20"/>
+          <w:szCs w:val="20"/>
+        </w:rPr>
+        <w:tab/>
+        <w:t>declare exit handler for 1329 select 'done</w:t>
+      </w:r>
+      <w:proofErr w:type="gramStart"/>
+      <w:r>
+        <w:rPr>
+          <w:rFonts w:cstheme="minorHAnsi"/>
+          <w:sz w:val="20"/>
+          <w:szCs w:val="20"/>
+        </w:rPr>
+        <w:t>';</w:t>
+      </w:r>
+      <w:proofErr w:type="gramEnd"/>
+    </w:p>
+    <w:p>
+      <w:pPr>
+        <w:spacing w:after="0" w:line="240" w:lineRule="auto"/>
+        <w:ind w:left="720"/>
+        <w:rPr>
+          <w:rFonts w:cstheme="minorHAnsi"/>
+          <w:sz w:val="20"/>
+          <w:szCs w:val="20"/>
+        </w:rPr>
+      </w:pPr>
+      <w:r>
+        <w:rPr>
+          <w:rFonts w:cstheme="minorHAnsi"/>
+          <w:sz w:val="20"/>
+          <w:szCs w:val="20"/>
+        </w:rPr>
+        <w:tab/>
+        <w:t xml:space="preserve">open </w:t>
+      </w:r>
+      <w:proofErr w:type="gramStart"/>
+      <w:r>
+        <w:rPr>
+          <w:rFonts w:cstheme="minorHAnsi"/>
+          <w:sz w:val="20"/>
+          <w:szCs w:val="20"/>
+        </w:rPr>
+        <w:t>c1;</w:t>
+      </w:r>
+      <w:proofErr w:type="gramEnd"/>
+    </w:p>
+    <w:p>
+      <w:pPr>
+        <w:spacing w:after="0" w:line="240" w:lineRule="auto"/>
+        <w:ind w:left="720"/>
+        <w:rPr>
+          <w:rFonts w:cstheme="minorHAnsi"/>
+          <w:sz w:val="20"/>
+          <w:szCs w:val="20"/>
+        </w:rPr>
+      </w:pPr>
+      <w:r>
+        <w:rPr>
+          <w:rFonts w:cstheme="minorHAnsi"/>
+          <w:sz w:val="20"/>
+          <w:szCs w:val="20"/>
+        </w:rPr>
+        <w:tab/>
+      </w:r>
+      <w:proofErr w:type="gramStart"/>
+      <w:r>
+        <w:rPr>
+          <w:rFonts w:cstheme="minorHAnsi"/>
+          <w:sz w:val="20"/>
+          <w:szCs w:val="20"/>
+        </w:rPr>
+        <w:t>lbl:loop</w:t>
+      </w:r>
+      <w:proofErr w:type="gramEnd"/>
+    </w:p>
+    <w:p>
+      <w:pPr>
+        <w:spacing w:after="0" w:line="240" w:lineRule="auto"/>
+        <w:ind w:left="720"/>
+        <w:rPr>
+          <w:rFonts w:cstheme="minorHAnsi"/>
+          <w:sz w:val="20"/>
+          <w:szCs w:val="20"/>
+        </w:rPr>
+      </w:pPr>
+      <w:r>
+        <w:rPr>
+          <w:rFonts w:cstheme="minorHAnsi"/>
+          <w:sz w:val="20"/>
+          <w:szCs w:val="20"/>
+        </w:rPr>
+        <w:tab/>
+      </w:r>
+      <w:r>
+        <w:rPr>
+          <w:rFonts w:cstheme="minorHAnsi"/>
+          <w:sz w:val="20"/>
+          <w:szCs w:val="20"/>
+        </w:rPr>
+        <w:tab/>
+        <w:t>fetch c1 into v_name, v_</w:t>
+      </w:r>
+      <w:proofErr w:type="gramStart"/>
+      <w:r>
+        <w:rPr>
+          <w:rFonts w:cstheme="minorHAnsi"/>
+          <w:sz w:val="20"/>
+          <w:szCs w:val="20"/>
+        </w:rPr>
+        <w:t>job ,</w:t>
+      </w:r>
+      <w:proofErr w:type="gramEnd"/>
+      <w:r>
+        <w:rPr>
+          <w:rFonts w:cstheme="minorHAnsi"/>
+          <w:sz w:val="20"/>
+          <w:szCs w:val="20"/>
+        </w:rPr>
+        <w:t xml:space="preserve"> v_</w:t>
+      </w:r>
+      <w:proofErr w:type="gramStart"/>
+      <w:r>
+        <w:rPr>
+          <w:rFonts w:cstheme="minorHAnsi"/>
+          <w:sz w:val="20"/>
+          <w:szCs w:val="20"/>
+        </w:rPr>
+        <w:t>deptno;</w:t>
+      </w:r>
+      <w:proofErr w:type="gramEnd"/>
+    </w:p>
+    <w:p>
+      <w:pPr>
+        <w:spacing w:after="0" w:line="240" w:lineRule="auto"/>
+        <w:ind w:left="720"/>
+        <w:rPr>
+          <w:rFonts w:cstheme="minorHAnsi"/>
+          <w:sz w:val="20"/>
+          <w:szCs w:val="20"/>
+        </w:rPr>
+      </w:pPr>
+      <w:r>
+        <w:rPr>
+          <w:rFonts w:cstheme="minorHAnsi"/>
+          <w:sz w:val="20"/>
+          <w:szCs w:val="20"/>
+        </w:rPr>
+        <w:tab/>
+      </w:r>
+      <w:r>
+        <w:rPr>
+          <w:rFonts w:cstheme="minorHAnsi"/>
+          <w:sz w:val="20"/>
+          <w:szCs w:val="20"/>
+        </w:rPr>
+        <w:tab/>
+        <w:t>if v_deptno = 10 THEN</w:t>
+      </w:r>
+    </w:p>
+    <w:p>
+      <w:pPr>
+        <w:spacing w:after="0" w:line="240" w:lineRule="auto"/>
+        <w:ind w:left="720"/>
+        <w:rPr>
+          <w:rFonts w:cstheme="minorHAnsi"/>
+          <w:sz w:val="20"/>
+          <w:szCs w:val="20"/>
+        </w:rPr>
+      </w:pPr>
+      <w:r>
+        <w:rPr>
+          <w:rFonts w:cstheme="minorHAnsi"/>
+          <w:sz w:val="20"/>
+          <w:szCs w:val="20"/>
+        </w:rPr>
+        <w:tab/>
+      </w:r>
+      <w:r>
+        <w:rPr>
+          <w:rFonts w:cstheme="minorHAnsi"/>
+          <w:sz w:val="20"/>
+          <w:szCs w:val="20"/>
+        </w:rPr>
+        <w:tab/>
+      </w:r>
+      <w:r>
+        <w:rPr>
+          <w:rFonts w:cstheme="minorHAnsi"/>
+          <w:sz w:val="20"/>
+          <w:szCs w:val="20"/>
+        </w:rPr>
+        <w:tab/>
+        <w:t xml:space="preserve">insert into e1 </w:t>
+      </w:r>
+      <w:proofErr w:type="gramStart"/>
+      <w:r>
+        <w:rPr>
+          <w:rFonts w:cstheme="minorHAnsi"/>
+          <w:sz w:val="20"/>
+          <w:szCs w:val="20"/>
+        </w:rPr>
+        <w:t>values(</w:t>
+      </w:r>
+      <w:proofErr w:type="gramEnd"/>
+      <w:r>
+        <w:rPr>
+          <w:rFonts w:cstheme="minorHAnsi"/>
+          <w:sz w:val="20"/>
+          <w:szCs w:val="20"/>
+        </w:rPr>
+        <w:t>v_name, v_</w:t>
+      </w:r>
+      <w:proofErr w:type="gramStart"/>
+      <w:r>
+        <w:rPr>
+          <w:rFonts w:cstheme="minorHAnsi"/>
+          <w:sz w:val="20"/>
+          <w:szCs w:val="20"/>
+        </w:rPr>
+        <w:t>job ,</w:t>
+      </w:r>
+      <w:proofErr w:type="gramEnd"/>
+      <w:r>
+        <w:rPr>
+          <w:rFonts w:cstheme="minorHAnsi"/>
+          <w:sz w:val="20"/>
+          <w:szCs w:val="20"/>
+        </w:rPr>
+        <w:t xml:space="preserve"> v_deptno</w:t>
+      </w:r>
+      <w:proofErr w:type="gramStart"/>
+      <w:r>
+        <w:rPr>
+          <w:rFonts w:cstheme="minorHAnsi"/>
+          <w:sz w:val="20"/>
+          <w:szCs w:val="20"/>
+        </w:rPr>
+        <w:t>);</w:t>
+      </w:r>
+      <w:proofErr w:type="gramEnd"/>
+    </w:p>
+    <w:p>
+      <w:pPr>
+        <w:spacing w:after="0" w:line="240" w:lineRule="auto"/>
+        <w:ind w:left="720"/>
+        <w:rPr>
+          <w:rFonts w:cstheme="minorHAnsi"/>
+          <w:sz w:val="20"/>
+          <w:szCs w:val="20"/>
+        </w:rPr>
+      </w:pPr>
+      <w:r>
+        <w:rPr>
+          <w:rFonts w:cstheme="minorHAnsi"/>
+          <w:sz w:val="20"/>
+          <w:szCs w:val="20"/>
+        </w:rPr>
+        <w:tab/>
+      </w:r>
+      <w:r>
+        <w:rPr>
+          <w:rFonts w:cstheme="minorHAnsi"/>
+          <w:sz w:val="20"/>
+          <w:szCs w:val="20"/>
+        </w:rPr>
+        <w:tab/>
+        <w:t>elseif v_deptno = 20 THEN</w:t>
+      </w:r>
+    </w:p>
+    <w:p>
+      <w:pPr>
+        <w:spacing w:after="0" w:line="240" w:lineRule="auto"/>
+        <w:ind w:left="720"/>
+        <w:rPr>
+          <w:rFonts w:cstheme="minorHAnsi"/>
+          <w:sz w:val="20"/>
+          <w:szCs w:val="20"/>
+        </w:rPr>
+      </w:pPr>
+      <w:r>
+        <w:rPr>
+          <w:rFonts w:cstheme="minorHAnsi"/>
+          <w:sz w:val="20"/>
+          <w:szCs w:val="20"/>
+        </w:rPr>
+        <w:tab/>
+      </w:r>
+      <w:r>
+        <w:rPr>
+          <w:rFonts w:cstheme="minorHAnsi"/>
+          <w:sz w:val="20"/>
+          <w:szCs w:val="20"/>
+        </w:rPr>
+        <w:tab/>
+      </w:r>
+      <w:r>
+        <w:rPr>
+          <w:rFonts w:cstheme="minorHAnsi"/>
+          <w:sz w:val="20"/>
+          <w:szCs w:val="20"/>
+        </w:rPr>
+        <w:tab/>
+        <w:t xml:space="preserve">insert into e2 </w:t>
+      </w:r>
+      <w:proofErr w:type="gramStart"/>
+      <w:r>
+        <w:rPr>
+          <w:rFonts w:cstheme="minorHAnsi"/>
+          <w:sz w:val="20"/>
+          <w:szCs w:val="20"/>
+        </w:rPr>
+        <w:t>values(</w:t>
+      </w:r>
+      <w:proofErr w:type="gramEnd"/>
+      <w:r>
+        <w:rPr>
+          <w:rFonts w:cstheme="minorHAnsi"/>
+          <w:sz w:val="20"/>
+          <w:szCs w:val="20"/>
+        </w:rPr>
+        <w:t>v_name, v_</w:t>
+      </w:r>
+      <w:proofErr w:type="gramStart"/>
+      <w:r>
+        <w:rPr>
+          <w:rFonts w:cstheme="minorHAnsi"/>
+          <w:sz w:val="20"/>
+          <w:szCs w:val="20"/>
+        </w:rPr>
+        <w:t>job ,</w:t>
+      </w:r>
+      <w:proofErr w:type="gramEnd"/>
+      <w:r>
+        <w:rPr>
+          <w:rFonts w:cstheme="minorHAnsi"/>
+          <w:sz w:val="20"/>
+          <w:szCs w:val="20"/>
+        </w:rPr>
+        <w:t xml:space="preserve"> v_deptno</w:t>
+      </w:r>
+      <w:proofErr w:type="gramStart"/>
+      <w:r>
+        <w:rPr>
+          <w:rFonts w:cstheme="minorHAnsi"/>
+          <w:sz w:val="20"/>
+          <w:szCs w:val="20"/>
+        </w:rPr>
+        <w:t>);</w:t>
+      </w:r>
+      <w:proofErr w:type="gramEnd"/>
+    </w:p>
+    <w:p>
+      <w:pPr>
+        <w:spacing w:after="0" w:line="240" w:lineRule="auto"/>
+        <w:ind w:left="720"/>
+        <w:rPr>
+          <w:rFonts w:cstheme="minorHAnsi"/>
+          <w:sz w:val="20"/>
+          <w:szCs w:val="20"/>
+        </w:rPr>
+      </w:pPr>
+      <w:r>
+        <w:rPr>
+          <w:rFonts w:cstheme="minorHAnsi"/>
+          <w:sz w:val="20"/>
+          <w:szCs w:val="20"/>
+        </w:rPr>
+        <w:tab/>
+      </w:r>
+      <w:r>
+        <w:rPr>
+          <w:rFonts w:cstheme="minorHAnsi"/>
+          <w:sz w:val="20"/>
+          <w:szCs w:val="20"/>
+        </w:rPr>
+        <w:tab/>
+        <w:t>ELSE</w:t>
+      </w:r>
+    </w:p>
+    <w:p>
+      <w:pPr>
+        <w:spacing w:after="0" w:line="240" w:lineRule="auto"/>
+        <w:ind w:left="720"/>
+        <w:rPr>
+          <w:rFonts w:cstheme="minorHAnsi"/>
+          <w:sz w:val="20"/>
+          <w:szCs w:val="20"/>
+        </w:rPr>
+      </w:pPr>
+      <w:r>
+        <w:rPr>
+          <w:rFonts w:cstheme="minorHAnsi"/>
+          <w:sz w:val="20"/>
+          <w:szCs w:val="20"/>
+        </w:rPr>
+        <w:tab/>
+      </w:r>
+      <w:r>
+        <w:rPr>
+          <w:rFonts w:cstheme="minorHAnsi"/>
+          <w:sz w:val="20"/>
+          <w:szCs w:val="20"/>
+        </w:rPr>
+        <w:tab/>
+      </w:r>
+      <w:r>
+        <w:rPr>
+          <w:rFonts w:cstheme="minorHAnsi"/>
+          <w:sz w:val="20"/>
+          <w:szCs w:val="20"/>
+        </w:rPr>
+        <w:tab/>
+        <w:t xml:space="preserve">insert into e3 </w:t>
+      </w:r>
+      <w:proofErr w:type="gramStart"/>
+      <w:r>
+        <w:rPr>
+          <w:rFonts w:cstheme="minorHAnsi"/>
+          <w:sz w:val="20"/>
+          <w:szCs w:val="20"/>
+        </w:rPr>
+        <w:t>values(</w:t>
+      </w:r>
+      <w:proofErr w:type="gramEnd"/>
+      <w:r>
+        <w:rPr>
+          <w:rFonts w:cstheme="minorHAnsi"/>
+          <w:sz w:val="20"/>
+          <w:szCs w:val="20"/>
+        </w:rPr>
+        <w:t>v_name, v_</w:t>
+      </w:r>
+      <w:proofErr w:type="gramStart"/>
+      <w:r>
+        <w:rPr>
+          <w:rFonts w:cstheme="minorHAnsi"/>
+          <w:sz w:val="20"/>
+          <w:szCs w:val="20"/>
+        </w:rPr>
+        <w:t>job ,</w:t>
+      </w:r>
+      <w:proofErr w:type="gramEnd"/>
+      <w:r>
+        <w:rPr>
+          <w:rFonts w:cstheme="minorHAnsi"/>
+          <w:sz w:val="20"/>
+          <w:szCs w:val="20"/>
+        </w:rPr>
+        <w:t xml:space="preserve"> v_deptno</w:t>
+      </w:r>
+      <w:proofErr w:type="gramStart"/>
+      <w:r>
+        <w:rPr>
+          <w:rFonts w:cstheme="minorHAnsi"/>
+          <w:sz w:val="20"/>
+          <w:szCs w:val="20"/>
+        </w:rPr>
+        <w:t>);</w:t>
+      </w:r>
+      <w:proofErr w:type="gramEnd"/>
+    </w:p>
+    <w:p>
+      <w:pPr>
+        <w:spacing w:after="0" w:line="240" w:lineRule="auto"/>
+        <w:ind w:left="720"/>
+        <w:rPr>
+          <w:rFonts w:cstheme="minorHAnsi"/>
+          <w:sz w:val="20"/>
+          <w:szCs w:val="20"/>
+        </w:rPr>
+      </w:pPr>
+      <w:r>
+        <w:rPr>
+          <w:rFonts w:cstheme="minorHAnsi"/>
+          <w:sz w:val="20"/>
+          <w:szCs w:val="20"/>
+        </w:rPr>
+        <w:tab/>
+      </w:r>
+      <w:r>
+        <w:rPr>
+          <w:rFonts w:cstheme="minorHAnsi"/>
+          <w:sz w:val="20"/>
+          <w:szCs w:val="20"/>
+        </w:rPr>
+        <w:tab/>
+        <w:t xml:space="preserve">end </w:t>
+      </w:r>
+      <w:proofErr w:type="gramStart"/>
+      <w:r>
+        <w:rPr>
+          <w:rFonts w:cstheme="minorHAnsi"/>
+          <w:sz w:val="20"/>
+          <w:szCs w:val="20"/>
+        </w:rPr>
+        <w:t>if;</w:t>
+      </w:r>
+      <w:proofErr w:type="gramEnd"/>
+    </w:p>
+    <w:p>
+      <w:pPr>
+        <w:spacing w:after="0" w:line="240" w:lineRule="auto"/>
+        <w:ind w:left="720"/>
+        <w:rPr>
+          <w:rFonts w:cstheme="minorHAnsi"/>
+          <w:sz w:val="20"/>
+          <w:szCs w:val="20"/>
+        </w:rPr>
+      </w:pPr>
+      <w:r>
+        <w:rPr>
+          <w:rFonts w:cstheme="minorHAnsi"/>
+          <w:sz w:val="20"/>
+          <w:szCs w:val="20"/>
+        </w:rPr>
+        <w:tab/>
+      </w:r>
+      <w:r>
+        <w:rPr>
+          <w:rFonts w:cstheme="minorHAnsi"/>
+          <w:sz w:val="20"/>
+          <w:szCs w:val="20"/>
+        </w:rPr>
+        <w:tab/>
+      </w:r>
+    </w:p>
+    <w:p>
+      <w:pPr>
+        <w:spacing w:after="0" w:line="240" w:lineRule="auto"/>
+        <w:ind w:left="720"/>
+        <w:rPr>
+          <w:rFonts w:cstheme="minorHAnsi"/>
+          <w:sz w:val="20"/>
+          <w:szCs w:val="20"/>
+        </w:rPr>
+      </w:pPr>
+      <w:r>
+        <w:rPr>
+          <w:rFonts w:cstheme="minorHAnsi"/>
+          <w:sz w:val="20"/>
+          <w:szCs w:val="20"/>
+        </w:rPr>
+        <w:tab/>
+        <w:t xml:space="preserve">end loop </w:t>
+      </w:r>
+      <w:proofErr w:type="gramStart"/>
+      <w:r>
+        <w:rPr>
+          <w:rFonts w:cstheme="minorHAnsi"/>
+          <w:sz w:val="20"/>
+          <w:szCs w:val="20"/>
+        </w:rPr>
+        <w:t>lbl;</w:t>
+      </w:r>
+      <w:proofErr w:type="gramEnd"/>
+    </w:p>
+    <w:p>
+      <w:pPr>
+        <w:spacing w:after="0" w:line="240" w:lineRule="auto"/>
+        <w:ind w:left="720"/>
+        <w:rPr>
+          <w:rFonts w:cstheme="minorHAnsi"/>
+          <w:sz w:val="20"/>
+          <w:szCs w:val="20"/>
+        </w:rPr>
+      </w:pPr>
+      <w:r>
+        <w:rPr>
+          <w:rFonts w:cstheme="minorHAnsi"/>
+          <w:sz w:val="20"/>
+          <w:szCs w:val="20"/>
+        </w:rPr>
+        <w:tab/>
+        <w:t xml:space="preserve">close </w:t>
+      </w:r>
+      <w:proofErr w:type="gramStart"/>
+      <w:r>
+        <w:rPr>
+          <w:rFonts w:cstheme="minorHAnsi"/>
+          <w:sz w:val="20"/>
+          <w:szCs w:val="20"/>
+        </w:rPr>
+        <w:t>c1;</w:t>
+      </w:r>
+      <w:proofErr w:type="gramEnd"/>
+    </w:p>
+    <w:p>
+      <w:pPr>
+        <w:spacing w:after="0" w:line="240" w:lineRule="auto"/>
+        <w:ind w:left="720"/>
+        <w:rPr>
+          <w:rFonts w:cstheme="minorHAnsi"/>
+          <w:sz w:val="20"/>
+          <w:szCs w:val="20"/>
+        </w:rPr>
+      </w:pPr>
+      <w:r>
+        <w:rPr>
+          <w:rFonts w:cstheme="minorHAnsi"/>
+          <w:sz w:val="20"/>
+          <w:szCs w:val="20"/>
+        </w:rPr>
+        <w:t>end b1$</w:t>
+      </w:r>
+    </w:p>
+    <w:p>
+      <w:pPr>
+        <w:spacing w:after="0" w:line="240" w:lineRule="auto"/>
+        <w:ind w:left="720"/>
+        <w:rPr>
+          <w:rFonts w:cstheme="minorHAnsi"/>
+          <w:sz w:val="20"/>
+          <w:szCs w:val="20"/>
+        </w:rPr>
+      </w:pPr>
+      <w:proofErr w:type="gramStart"/>
+      <w:r>
+        <w:rPr>
+          <w:rFonts w:cstheme="minorHAnsi"/>
+          <w:sz w:val="20"/>
+          <w:szCs w:val="20"/>
+        </w:rPr>
+        <w:t>delimiter ;</w:t>
+      </w:r>
+      <w:proofErr w:type="gramEnd"/>
+    </w:p>
+    <w:p>
+      <w:pPr>
+        <w:spacing w:after="0" w:line="240" w:lineRule="auto"/>
+        <w:ind w:left="720"/>
+        <w:rPr>
+          <w:rFonts w:cstheme="minorHAnsi"/>
+          <w:sz w:val="20"/>
+          <w:szCs w:val="20"/>
+        </w:rPr>
+      </w:pPr>
+    </w:p>
+    <w:p>
+      <w:pPr>
+        <w:spacing w:after="0" w:line="240" w:lineRule="auto"/>
+        <w:ind w:left="720"/>
+        <w:rPr>
+          <w:rFonts w:cstheme="minorHAnsi"/>
+          <w:sz w:val="20"/>
+          <w:szCs w:val="20"/>
+        </w:rPr>
+      </w:pPr>
     </w:p>
     <w:p>
       <w:pPr>
@@ -439,31 +1512,25 @@
           <w:sz w:val="20"/>
           <w:szCs w:val="20"/>
         </w:rPr>
-        <w:t>I</w:t>
-      </w:r>
-      <w:r>
-        <w:rPr>
-          <w:rFonts w:cstheme="minorHAnsi"/>
-          <w:sz w:val="20"/>
-          <w:szCs w:val="20"/>
-        </w:rPr>
-        <w:t>f balance is insufficient</w:t>
-      </w:r>
-      <w:r>
-        <w:rPr>
-          <w:rFonts w:cstheme="minorHAnsi"/>
-          <w:sz w:val="20"/>
-          <w:szCs w:val="20"/>
-        </w:rPr>
-        <w:t xml:space="preserve"> then all transactions should be rollbacked</w:t>
-      </w:r>
-      <w:r>
-        <w:rPr>
-          <w:rFonts w:cstheme="minorHAnsi"/>
-          <w:sz w:val="20"/>
-          <w:szCs w:val="20"/>
-        </w:rPr>
-        <w:t>.</w:t>
+        <w:t xml:space="preserve">If balance is </w:t>
+      </w:r>
+      <w:proofErr w:type="gramStart"/>
+      <w:r>
+        <w:rPr>
+          <w:rFonts w:cstheme="minorHAnsi"/>
+          <w:sz w:val="20"/>
+          <w:szCs w:val="20"/>
+        </w:rPr>
+        <w:t>insufficient</w:t>
+      </w:r>
+      <w:proofErr w:type="gramEnd"/>
+      <w:r>
+        <w:rPr>
+          <w:rFonts w:cstheme="minorHAnsi"/>
+          <w:sz w:val="20"/>
+          <w:szCs w:val="20"/>
+        </w:rPr>
+        <w:t xml:space="preserve"> then all transactions should be rollbacked.</w:t>
       </w:r>
     </w:p>
     <w:p>
@@ -552,8 +1619,36 @@
           <w:sz w:val="20"/>
           <w:szCs w:val="20"/>
         </w:rPr>
-        <w:t>CREATE TABLE accounts (acc_no INT PRIMARY KEY, cust_name VARCHAR(50), balance INT);</w:t>
-      </w:r>
+        <w:t xml:space="preserve">CREATE TABLE accounts (acc_no INT PRIMARY KEY, cust_name </w:t>
+      </w:r>
+      <w:proofErr w:type="gramStart"/>
+      <w:r>
+        <w:rPr>
+          <w:rFonts w:cstheme="minorHAnsi"/>
+          <w:sz w:val="20"/>
+          <w:szCs w:val="20"/>
+        </w:rPr>
+        <w:t>VARCHAR(</w:t>
+      </w:r>
+      <w:proofErr w:type="gramEnd"/>
+      <w:r>
+        <w:rPr>
+          <w:rFonts w:cstheme="minorHAnsi"/>
+          <w:sz w:val="20"/>
+          <w:szCs w:val="20"/>
+        </w:rPr>
+        <w:t>50), balance INT</w:t>
+      </w:r>
+      <w:proofErr w:type="gramStart"/>
+      <w:r>
+        <w:rPr>
+          <w:rFonts w:cstheme="minorHAnsi"/>
+          <w:sz w:val="20"/>
+          <w:szCs w:val="20"/>
+        </w:rPr>
+        <w:t>);</w:t>
+      </w:r>
+      <w:proofErr w:type="gramEnd"/>
     </w:p>
     <w:p>
       <w:pPr>
@@ -586,40 +1681,18 @@
           <w:sz w:val="20"/>
           <w:szCs w:val="20"/>
         </w:rPr>
-        <w:t>CREATE TABLE transaction_history (txn_id INT AUTO_INCREMENT PRIMARY KEY, from_acc INT, to_acc INT, amount INT,</w:t>
-      </w:r>
-      <w:r>
-        <w:rPr>
-          <w:rFonts w:cstheme="minorHAnsi"/>
-          <w:sz w:val="20"/>
-          <w:szCs w:val="20"/>
-        </w:rPr>
-        <w:t xml:space="preserve"> </w:t>
-      </w:r>
-      <w:r>
-        <w:rPr>
-          <w:rFonts w:cstheme="minorHAnsi"/>
-          <w:sz w:val="20"/>
-          <w:szCs w:val="20"/>
-        </w:rPr>
-        <w:t xml:space="preserve">txn_date DATE DEFAULT </w:t>
-      </w:r>
-      <w:r>
-        <w:rPr>
-          <w:rFonts w:cstheme="minorHAnsi"/>
-          <w:sz w:val="20"/>
-          <w:szCs w:val="20"/>
-        </w:rPr>
-        <w:t>CURDATE)</w:t>
-      </w:r>
-      <w:r>
-        <w:rPr>
-          <w:rFonts w:cstheme="minorHAnsi"/>
-          <w:sz w:val="20"/>
-          <w:szCs w:val="20"/>
-        </w:rPr>
-        <w:t>;</w:t>
-      </w:r>
+        <w:t>CREATE TABLE transaction_history (txn_id INT AUTO_INCREMENT PRIMARY KEY, from_acc INT, to_acc INT, amount INT, txn_date DATE DEFAULT CURDATE</w:t>
+      </w:r>
+      <w:proofErr w:type="gramStart"/>
+      <w:r>
+        <w:rPr>
+          <w:rFonts w:cstheme="minorHAnsi"/>
+          <w:sz w:val="20"/>
+          <w:szCs w:val="20"/>
+        </w:rPr>
+        <w:t>);</w:t>
+      </w:r>
+      <w:proofErr w:type="gramEnd"/>
     </w:p>
     <w:p>
       <w:pPr>
@@ -703,7 +1776,25 @@
           <w:sz w:val="20"/>
           <w:szCs w:val="20"/>
         </w:rPr>
-        <w:t xml:space="preserve"> place_order(p_customer_id, p_product_id, p_qty)</w:t>
+        <w:t xml:space="preserve"> place_</w:t>
+      </w:r>
+      <w:proofErr w:type="gramStart"/>
+      <w:r>
+        <w:rPr>
+          <w:rFonts w:cstheme="minorHAnsi"/>
+          <w:sz w:val="20"/>
+          <w:szCs w:val="20"/>
+        </w:rPr>
+        <w:t>order(</w:t>
+      </w:r>
+      <w:proofErr w:type="gramEnd"/>
+      <w:r>
+        <w:rPr>
+          <w:rFonts w:cstheme="minorHAnsi"/>
+          <w:sz w:val="20"/>
+          <w:szCs w:val="20"/>
+        </w:rPr>
+        <w:t>p_customer_id, p_product_id, p_qty)</w:t>
       </w:r>
     </w:p>
     <w:p>
@@ -747,23 +1838,8 @@
           <w:sz w:val="20"/>
           <w:szCs w:val="20"/>
         </w:rPr>
-        <w:t xml:space="preserve">If yes, reduce stock, insert into orders, and calculate bill with </w:t>
-      </w:r>
-      <w:r>
-        <w:rPr>
-          <w:rFonts w:cstheme="minorHAnsi"/>
-          <w:sz w:val="20"/>
-          <w:szCs w:val="20"/>
-        </w:rPr>
-        <w:t>18% GST</w:t>
-      </w:r>
-      <w:r>
-        <w:rPr>
-          <w:rFonts w:cstheme="minorHAnsi"/>
-          <w:sz w:val="20"/>
-          <w:szCs w:val="20"/>
-        </w:rPr>
-        <w:t>.</w:t>
+        <w:lastRenderedPageBreak/>
+        <w:t>If yes, reduce stock, insert into orders, and calculate bill with 18% GST.</w:t>
       </w:r>
     </w:p>
     <w:p>
@@ -850,39 +1926,7 @@
           <w:sz w:val="20"/>
           <w:szCs w:val="20"/>
         </w:rPr>
-        <w:t xml:space="preserve">CREATE TABLE products (product_id </w:t>
-      </w:r>
-      <w:r>
-        <w:rPr>
-          <w:rFonts w:cstheme="minorHAnsi"/>
-          <w:sz w:val="20"/>
-          <w:szCs w:val="20"/>
-        </w:rPr>
-        <w:t>INT</w:t>
-      </w:r>
-      <w:r>
-        <w:rPr>
-          <w:rFonts w:cstheme="minorHAnsi"/>
-          <w:sz w:val="20"/>
-          <w:szCs w:val="20"/>
-        </w:rPr>
-        <w:t xml:space="preserve"> PRIMARY KEY,</w:t>
-      </w:r>
-      <w:r>
-        <w:rPr>
-          <w:rFonts w:cstheme="minorHAnsi"/>
-          <w:sz w:val="20"/>
-          <w:szCs w:val="20"/>
-        </w:rPr>
-        <w:t xml:space="preserve"> </w:t>
-      </w:r>
-      <w:r>
-        <w:rPr>
-          <w:rFonts w:cstheme="minorHAnsi"/>
-          <w:sz w:val="20"/>
-          <w:szCs w:val="20"/>
-        </w:rPr>
-        <w:t xml:space="preserve">product_name </w:t>
+        <w:t xml:space="preserve">CREATE TABLE products (product_id INT PRIMARY KEY, product_name </w:t>
       </w:r>
       <w:proofErr w:type="gramStart"/>
       <w:r>
@@ -900,64 +1944,9 @@
           <w:sz w:val="20"/>
           <w:szCs w:val="20"/>
         </w:rPr>
-        <w:t>50),</w:t>
-      </w:r>
-      <w:r>
-        <w:rPr>
-          <w:rFonts w:cstheme="minorHAnsi"/>
-          <w:sz w:val="20"/>
-          <w:szCs w:val="20"/>
-        </w:rPr>
-        <w:t xml:space="preserve"> </w:t>
-      </w:r>
-      <w:r>
-        <w:rPr>
-          <w:rFonts w:cstheme="minorHAnsi"/>
-          <w:sz w:val="20"/>
-          <w:szCs w:val="20"/>
-        </w:rPr>
-        <w:t xml:space="preserve">price </w:t>
-      </w:r>
-      <w:r>
-        <w:rPr>
-          <w:rFonts w:cstheme="minorHAnsi"/>
-          <w:sz w:val="20"/>
-          <w:szCs w:val="20"/>
-        </w:rPr>
-        <w:t>INT</w:t>
-      </w:r>
-      <w:r>
-        <w:rPr>
-          <w:rFonts w:cstheme="minorHAnsi"/>
-          <w:sz w:val="20"/>
-          <w:szCs w:val="20"/>
-        </w:rPr>
-        <w:t>,</w:t>
-      </w:r>
-      <w:r>
-        <w:rPr>
-          <w:rFonts w:cstheme="minorHAnsi"/>
-          <w:sz w:val="20"/>
-          <w:szCs w:val="20"/>
-        </w:rPr>
-        <w:t xml:space="preserve"> </w:t>
-      </w:r>
-      <w:r>
-        <w:rPr>
-          <w:rFonts w:cstheme="minorHAnsi"/>
-          <w:sz w:val="20"/>
-          <w:szCs w:val="20"/>
-        </w:rPr>
-        <w:t xml:space="preserve">stock </w:t>
-      </w:r>
-      <w:r>
-        <w:rPr>
-          <w:rFonts w:cstheme="minorHAnsi"/>
-          <w:sz w:val="20"/>
-          <w:szCs w:val="20"/>
-        </w:rPr>
-        <w:t>INT</w:t>
-      </w:r>
+        <w:t>50), price INT, stock INT</w:t>
+      </w:r>
+      <w:proofErr w:type="gramStart"/>
       <w:r>
         <w:rPr>
           <w:rFonts w:cstheme="minorHAnsi"/>
@@ -966,6 +1955,7 @@
         </w:rPr>
         <w:t>);</w:t>
       </w:r>
+      <w:proofErr w:type="gramEnd"/>
     </w:p>
     <w:p>
       <w:pPr>
@@ -998,151 +1988,7 @@
           <w:sz w:val="20"/>
           <w:szCs w:val="20"/>
         </w:rPr>
-        <w:t xml:space="preserve">CREATE TABLE orders (order_id </w:t>
-      </w:r>
-      <w:r>
-        <w:rPr>
-          <w:rFonts w:cstheme="minorHAnsi"/>
-          <w:sz w:val="20"/>
-          <w:szCs w:val="20"/>
-        </w:rPr>
-        <w:t>INT AUTO_INCREMENT</w:t>
-      </w:r>
-      <w:r>
-        <w:rPr>
-          <w:rFonts w:cstheme="minorHAnsi"/>
-          <w:sz w:val="20"/>
-          <w:szCs w:val="20"/>
-        </w:rPr>
-        <w:t xml:space="preserve"> PRIMARY KEY,</w:t>
-      </w:r>
-      <w:r>
-        <w:rPr>
-          <w:rFonts w:cstheme="minorHAnsi"/>
-          <w:sz w:val="20"/>
-          <w:szCs w:val="20"/>
-        </w:rPr>
-        <w:t xml:space="preserve"> </w:t>
-      </w:r>
-      <w:r>
-        <w:rPr>
-          <w:rFonts w:cstheme="minorHAnsi"/>
-          <w:sz w:val="20"/>
-          <w:szCs w:val="20"/>
-        </w:rPr>
-        <w:t xml:space="preserve">customer_id </w:t>
-      </w:r>
-      <w:r>
-        <w:rPr>
-          <w:rFonts w:cstheme="minorHAnsi"/>
-          <w:sz w:val="20"/>
-          <w:szCs w:val="20"/>
-        </w:rPr>
-        <w:t>INT</w:t>
-      </w:r>
-      <w:r>
-        <w:rPr>
-          <w:rFonts w:cstheme="minorHAnsi"/>
-          <w:sz w:val="20"/>
-          <w:szCs w:val="20"/>
-        </w:rPr>
-        <w:t>,</w:t>
-      </w:r>
-      <w:r>
-        <w:rPr>
-          <w:rFonts w:cstheme="minorHAnsi"/>
-          <w:sz w:val="20"/>
-          <w:szCs w:val="20"/>
-        </w:rPr>
-        <w:t xml:space="preserve"> </w:t>
-      </w:r>
-      <w:r>
-        <w:rPr>
-          <w:rFonts w:cstheme="minorHAnsi"/>
-          <w:sz w:val="20"/>
-          <w:szCs w:val="20"/>
-        </w:rPr>
-        <w:t xml:space="preserve">product_id </w:t>
-      </w:r>
-      <w:r>
-        <w:rPr>
-          <w:rFonts w:cstheme="minorHAnsi"/>
-          <w:sz w:val="20"/>
-          <w:szCs w:val="20"/>
-        </w:rPr>
-        <w:t>INT</w:t>
-      </w:r>
-      <w:r>
-        <w:rPr>
-          <w:rFonts w:cstheme="minorHAnsi"/>
-          <w:sz w:val="20"/>
-          <w:szCs w:val="20"/>
-        </w:rPr>
-        <w:t>,</w:t>
-      </w:r>
-      <w:r>
-        <w:rPr>
-          <w:rFonts w:cstheme="minorHAnsi"/>
-          <w:sz w:val="20"/>
-          <w:szCs w:val="20"/>
-        </w:rPr>
-        <w:t xml:space="preserve"> </w:t>
-      </w:r>
-      <w:r>
-        <w:rPr>
-          <w:rFonts w:cstheme="minorHAnsi"/>
-          <w:sz w:val="20"/>
-          <w:szCs w:val="20"/>
-        </w:rPr>
-        <w:t xml:space="preserve">qty </w:t>
-      </w:r>
-      <w:r>
-        <w:rPr>
-          <w:rFonts w:cstheme="minorHAnsi"/>
-          <w:sz w:val="20"/>
-          <w:szCs w:val="20"/>
-        </w:rPr>
-        <w:t>INT</w:t>
-      </w:r>
-      <w:r>
-        <w:rPr>
-          <w:rFonts w:cstheme="minorHAnsi"/>
-          <w:sz w:val="20"/>
-          <w:szCs w:val="20"/>
-        </w:rPr>
-        <w:t>,</w:t>
-      </w:r>
-      <w:r>
-        <w:rPr>
-          <w:rFonts w:cstheme="minorHAnsi"/>
-          <w:sz w:val="20"/>
-          <w:szCs w:val="20"/>
-        </w:rPr>
-        <w:t xml:space="preserve"> </w:t>
-      </w:r>
-      <w:r>
-        <w:rPr>
-          <w:rFonts w:cstheme="minorHAnsi"/>
-          <w:sz w:val="20"/>
-          <w:szCs w:val="20"/>
-        </w:rPr>
-        <w:t xml:space="preserve">total_price </w:t>
-      </w:r>
-      <w:r>
-        <w:rPr>
-          <w:rFonts w:cstheme="minorHAnsi"/>
-          <w:sz w:val="20"/>
-          <w:szCs w:val="20"/>
-        </w:rPr>
-        <w:t xml:space="preserve">INT, </w:t>
-      </w:r>
-      <w:r>
-        <w:rPr>
-          <w:rFonts w:cstheme="minorHAnsi"/>
-          <w:sz w:val="20"/>
-          <w:szCs w:val="20"/>
-        </w:rPr>
-        <w:t xml:space="preserve">order_date DATE DEFAULT </w:t>
+        <w:t xml:space="preserve">CREATE TABLE orders (order_id INT AUTO_INCREMENT PRIMARY KEY, customer_id INT, product_id INT, qty INT, total_price INT, order_date DATE DEFAULT </w:t>
       </w:r>
       <w:proofErr w:type="gramStart"/>
       <w:r>
@@ -1162,6 +2008,7 @@
         </w:rPr>
         <w:t>)</w:t>
       </w:r>
+      <w:proofErr w:type="gramStart"/>
       <w:r>
         <w:rPr>
           <w:rFonts w:cstheme="minorHAnsi"/>
@@ -1170,6 +2017,7 @@
         </w:rPr>
         <w:t>);</w:t>
       </w:r>
+      <w:proofErr w:type="gramEnd"/>
     </w:p>
     <w:p>
       <w:pPr>
@@ -1201,17 +2049,7 @@
           <w:sz w:val="20"/>
           <w:szCs w:val="20"/>
         </w:rPr>
-        <w:t xml:space="preserve">2.1. </w:t>
-      </w:r>
-      <w:r>
-        <w:rPr>
-          <w:rFonts w:cstheme="minorHAnsi"/>
-          <w:b/>
-          <w:bCs/>
-          <w:sz w:val="20"/>
-          <w:szCs w:val="20"/>
-        </w:rPr>
-        <w:t>E-commerce</w:t>
+        <w:t>2.1. E-commerce</w:t>
       </w:r>
     </w:p>
     <w:p>
@@ -1593,8 +2431,54 @@
           <w:sz w:val="20"/>
           <w:szCs w:val="20"/>
         </w:rPr>
-        <w:t>CREATE TABLE patients (patient_id INT PRIMARY KEY, name VARCHAR(50), insurance VARCHAR(3) CHECK (insurance IN ('YES','NO')));</w:t>
-      </w:r>
+        <w:t xml:space="preserve">CREATE TABLE patients (patient_id INT PRIMARY KEY, name </w:t>
+      </w:r>
+      <w:proofErr w:type="gramStart"/>
+      <w:r>
+        <w:rPr>
+          <w:rFonts w:cstheme="minorHAnsi"/>
+          <w:sz w:val="20"/>
+          <w:szCs w:val="20"/>
+        </w:rPr>
+        <w:t>VARCHAR(</w:t>
+      </w:r>
+      <w:proofErr w:type="gramEnd"/>
+      <w:r>
+        <w:rPr>
+          <w:rFonts w:cstheme="minorHAnsi"/>
+          <w:sz w:val="20"/>
+          <w:szCs w:val="20"/>
+        </w:rPr>
+        <w:t xml:space="preserve">50), insurance </w:t>
+      </w:r>
+      <w:proofErr w:type="gramStart"/>
+      <w:r>
+        <w:rPr>
+          <w:rFonts w:cstheme="minorHAnsi"/>
+          <w:sz w:val="20"/>
+          <w:szCs w:val="20"/>
+        </w:rPr>
+        <w:t>VARCHAR(</w:t>
+      </w:r>
+      <w:proofErr w:type="gramEnd"/>
+      <w:r>
+        <w:rPr>
+          <w:rFonts w:cstheme="minorHAnsi"/>
+          <w:sz w:val="20"/>
+          <w:szCs w:val="20"/>
+        </w:rPr>
+        <w:t>3) CHECK (insurance IN ('YES','NO'))</w:t>
+      </w:r>
+      <w:proofErr w:type="gramStart"/>
+      <w:r>
+        <w:rPr>
+          <w:rFonts w:cstheme="minorHAnsi"/>
+          <w:sz w:val="20"/>
+          <w:szCs w:val="20"/>
+        </w:rPr>
+        <w:t>);</w:t>
+      </w:r>
+      <w:proofErr w:type="gramEnd"/>
     </w:p>
     <w:p>
       <w:pPr>
@@ -1627,39 +2511,48 @@
           <w:sz w:val="20"/>
           <w:szCs w:val="20"/>
         </w:rPr>
-        <w:t>CREATE TABLE treatment (treatment_id INT PRIMARY KEY, patient_id INT, doctor_fee INT, medicine_fee INT);</w:t>
-      </w:r>
-    </w:p>
-    <w:p>
-      <w:pPr>
-        <w:spacing w:after="0" w:line="240" w:lineRule="auto"/>
-        <w:rPr>
-          <w:rFonts w:cstheme="minorHAnsi"/>
-          <w:sz w:val="20"/>
-          <w:szCs w:val="20"/>
-        </w:rPr>
-      </w:pPr>
-    </w:p>
-    <w:p>
-      <w:pPr>
-        <w:spacing w:after="0" w:line="240" w:lineRule="auto"/>
-        <w:rPr>
-          <w:rFonts w:cstheme="minorHAnsi"/>
-          <w:b/>
-          <w:bCs/>
-          <w:sz w:val="20"/>
-          <w:szCs w:val="20"/>
-        </w:rPr>
-      </w:pPr>
-      <w:r>
-        <w:rPr>
-          <w:rFonts w:cstheme="minorHAnsi"/>
-          <w:b/>
-          <w:bCs/>
-          <w:sz w:val="20"/>
-          <w:szCs w:val="20"/>
-        </w:rPr>
-        <w:lastRenderedPageBreak/>
+        <w:t>CREATE TABLE treatment (treatment_id INT PRIMARY KEY, patient_id INT, doctor_fee INT, medicine_fee INT</w:t>
+      </w:r>
+      <w:proofErr w:type="gramStart"/>
+      <w:r>
+        <w:rPr>
+          <w:rFonts w:cstheme="minorHAnsi"/>
+          <w:sz w:val="20"/>
+          <w:szCs w:val="20"/>
+        </w:rPr>
+        <w:t>);</w:t>
+      </w:r>
+      <w:proofErr w:type="gramEnd"/>
+    </w:p>
+    <w:p>
+      <w:pPr>
+        <w:spacing w:after="0" w:line="240" w:lineRule="auto"/>
+        <w:rPr>
+          <w:rFonts w:cstheme="minorHAnsi"/>
+          <w:sz w:val="20"/>
+          <w:szCs w:val="20"/>
+        </w:rPr>
+      </w:pPr>
+    </w:p>
+    <w:p>
+      <w:pPr>
+        <w:spacing w:after="0" w:line="240" w:lineRule="auto"/>
+        <w:rPr>
+          <w:rFonts w:cstheme="minorHAnsi"/>
+          <w:b/>
+          <w:bCs/>
+          <w:sz w:val="20"/>
+          <w:szCs w:val="20"/>
+        </w:rPr>
+      </w:pPr>
+      <w:r>
+        <w:rPr>
+          <w:rFonts w:cstheme="minorHAnsi"/>
+          <w:b/>
+          <w:bCs/>
+          <w:sz w:val="20"/>
+          <w:szCs w:val="20"/>
+        </w:rPr>
         <w:t>3.1. Returns the sum of doctor and medicine fees for a patient</w:t>
       </w:r>
     </w:p>
@@ -1693,25 +2586,33 @@
           <w:sz w:val="20"/>
           <w:szCs w:val="20"/>
         </w:rPr>
-        <w:t>function</w:t>
-      </w:r>
-      <w:r>
-        <w:rPr>
-          <w:rFonts w:cstheme="minorHAnsi"/>
-          <w:b/>
-          <w:bCs/>
-          <w:sz w:val="20"/>
-          <w:szCs w:val="20"/>
-        </w:rPr>
-        <w:t xml:space="preserve"> </w:t>
-      </w:r>
-      <w:r>
-        <w:rPr>
-          <w:rFonts w:cstheme="minorHAnsi"/>
-          <w:sz w:val="20"/>
-          <w:szCs w:val="20"/>
-        </w:rPr>
-        <w:t>total_treatment_cost(p_patient_id INT)</w:t>
+        <w:t xml:space="preserve">function </w:t>
+      </w:r>
+      <w:r>
+        <w:rPr>
+          <w:rFonts w:cstheme="minorHAnsi"/>
+          <w:sz w:val="20"/>
+          <w:szCs w:val="20"/>
+        </w:rPr>
+        <w:t>total_treatment_</w:t>
+      </w:r>
+      <w:proofErr w:type="gramStart"/>
+      <w:r>
+        <w:rPr>
+          <w:rFonts w:cstheme="minorHAnsi"/>
+          <w:sz w:val="20"/>
+          <w:szCs w:val="20"/>
+        </w:rPr>
+        <w:t>cost(</w:t>
+      </w:r>
+      <w:proofErr w:type="gramEnd"/>
+      <w:r>
+        <w:rPr>
+          <w:rFonts w:cstheme="minorHAnsi"/>
+          <w:sz w:val="20"/>
+          <w:szCs w:val="20"/>
+        </w:rPr>
+        <w:t>p_patient_id INT)</w:t>
       </w:r>
     </w:p>
     <w:p>
@@ -1858,7 +2759,25 @@
           <w:sz w:val="20"/>
           <w:szCs w:val="20"/>
         </w:rPr>
-        <w:t>patient_status(p_patient_id INT)</w:t>
+        <w:t>patient_</w:t>
+      </w:r>
+      <w:proofErr w:type="gramStart"/>
+      <w:r>
+        <w:rPr>
+          <w:rFonts w:cstheme="minorHAnsi"/>
+          <w:sz w:val="20"/>
+          <w:szCs w:val="20"/>
+        </w:rPr>
+        <w:t>status(</w:t>
+      </w:r>
+      <w:proofErr w:type="gramEnd"/>
+      <w:r>
+        <w:rPr>
+          <w:rFonts w:cstheme="minorHAnsi"/>
+          <w:sz w:val="20"/>
+          <w:szCs w:val="20"/>
+        </w:rPr>
+        <w:t>p_patient_id INT)</w:t>
       </w:r>
     </w:p>
     <w:p>
@@ -1931,49 +2850,57 @@
           <w:sz w:val="20"/>
           <w:szCs w:val="20"/>
         </w:rPr>
-        <w:t>highest_bill_patient()</w:t>
-      </w:r>
-    </w:p>
-    <w:p>
-      <w:pPr>
-        <w:spacing w:after="0" w:line="240" w:lineRule="auto"/>
-        <w:rPr>
-          <w:rFonts w:cstheme="minorHAnsi"/>
-          <w:sz w:val="20"/>
-          <w:szCs w:val="20"/>
-        </w:rPr>
-      </w:pPr>
-    </w:p>
-    <w:p>
-      <w:pPr>
-        <w:spacing w:after="0" w:line="240" w:lineRule="auto"/>
-        <w:rPr>
-          <w:rFonts w:cstheme="minorHAnsi"/>
-          <w:b/>
-          <w:bCs/>
-          <w:sz w:val="20"/>
-          <w:szCs w:val="20"/>
-        </w:rPr>
-      </w:pPr>
-      <w:r>
-        <w:rPr>
-          <w:rFonts w:cstheme="minorHAnsi"/>
-          <w:b/>
-          <w:bCs/>
-          <w:sz w:val="20"/>
-          <w:szCs w:val="20"/>
-        </w:rPr>
-        <w:t xml:space="preserve">3.5. </w:t>
-      </w:r>
-      <w:r>
-        <w:rPr>
-          <w:rFonts w:cstheme="minorHAnsi"/>
-          <w:b/>
-          <w:bCs/>
-          <w:sz w:val="20"/>
-          <w:szCs w:val="20"/>
-        </w:rPr>
-        <w:t>Returns total medicine expense for a patient.</w:t>
+        <w:t>highest_bill_</w:t>
+      </w:r>
+      <w:proofErr w:type="gramStart"/>
+      <w:r>
+        <w:rPr>
+          <w:rFonts w:cstheme="minorHAnsi"/>
+          <w:sz w:val="20"/>
+          <w:szCs w:val="20"/>
+        </w:rPr>
+        <w:t>patient(</w:t>
+      </w:r>
+      <w:proofErr w:type="gramEnd"/>
+      <w:r>
+        <w:rPr>
+          <w:rFonts w:cstheme="minorHAnsi"/>
+          <w:sz w:val="20"/>
+          <w:szCs w:val="20"/>
+        </w:rPr>
+        <w:t>)</w:t>
+      </w:r>
+    </w:p>
+    <w:p>
+      <w:pPr>
+        <w:spacing w:after="0" w:line="240" w:lineRule="auto"/>
+        <w:rPr>
+          <w:rFonts w:cstheme="minorHAnsi"/>
+          <w:sz w:val="20"/>
+          <w:szCs w:val="20"/>
+        </w:rPr>
+      </w:pPr>
+    </w:p>
+    <w:p>
+      <w:pPr>
+        <w:spacing w:after="0" w:line="240" w:lineRule="auto"/>
+        <w:rPr>
+          <w:rFonts w:cstheme="minorHAnsi"/>
+          <w:b/>
+          <w:bCs/>
+          <w:sz w:val="20"/>
+          <w:szCs w:val="20"/>
+        </w:rPr>
+      </w:pPr>
+      <w:r>
+        <w:rPr>
+          <w:rFonts w:cstheme="minorHAnsi"/>
+          <w:b/>
+          <w:bCs/>
+          <w:sz w:val="20"/>
+          <w:szCs w:val="20"/>
+        </w:rPr>
+        <w:t>3.5. Returns total medicine expense for a patient.</w:t>
       </w:r>
     </w:p>
     <w:p>
@@ -2014,7 +2941,25 @@
           <w:sz w:val="20"/>
           <w:szCs w:val="20"/>
         </w:rPr>
-        <w:t>medicine_expense(p_patient_id INT)</w:t>
+        <w:t>medicine_</w:t>
+      </w:r>
+      <w:proofErr w:type="gramStart"/>
+      <w:r>
+        <w:rPr>
+          <w:rFonts w:cstheme="minorHAnsi"/>
+          <w:sz w:val="20"/>
+          <w:szCs w:val="20"/>
+        </w:rPr>
+        <w:t>expense(</w:t>
+      </w:r>
+      <w:proofErr w:type="gramEnd"/>
+      <w:r>
+        <w:rPr>
+          <w:rFonts w:cstheme="minorHAnsi"/>
+          <w:sz w:val="20"/>
+          <w:szCs w:val="20"/>
+        </w:rPr>
+        <w:t>p_patient_id INT)</w:t>
       </w:r>
     </w:p>
     <w:p>
@@ -2087,7 +3032,25 @@
           <w:sz w:val="20"/>
           <w:szCs w:val="20"/>
         </w:rPr>
-        <w:t>doctor_expense(p_patient_id INT)</w:t>
+        <w:t>doctor_</w:t>
+      </w:r>
+      <w:proofErr w:type="gramStart"/>
+      <w:r>
+        <w:rPr>
+          <w:rFonts w:cstheme="minorHAnsi"/>
+          <w:sz w:val="20"/>
+          <w:szCs w:val="20"/>
+        </w:rPr>
+        <w:t>expense(</w:t>
+      </w:r>
+      <w:proofErr w:type="gramEnd"/>
+      <w:r>
+        <w:rPr>
+          <w:rFonts w:cstheme="minorHAnsi"/>
+          <w:sz w:val="20"/>
+          <w:szCs w:val="20"/>
+        </w:rPr>
+        <w:t>p_patient_id INT)</w:t>
       </w:r>
     </w:p>
     <w:p>
@@ -2160,7 +3123,43 @@
           <w:sz w:val="20"/>
           <w:szCs w:val="20"/>
         </w:rPr>
-        <w:t>net_payable_with_tax(p_patient_id INT, tax_rate DECIMAL(5,2))</w:t>
+        <w:t>net_payable_with_</w:t>
+      </w:r>
+      <w:proofErr w:type="gramStart"/>
+      <w:r>
+        <w:rPr>
+          <w:rFonts w:cstheme="minorHAnsi"/>
+          <w:sz w:val="20"/>
+          <w:szCs w:val="20"/>
+        </w:rPr>
+        <w:t>tax(</w:t>
+      </w:r>
+      <w:proofErr w:type="gramEnd"/>
+      <w:r>
+        <w:rPr>
+          <w:rFonts w:cstheme="minorHAnsi"/>
+          <w:sz w:val="20"/>
+          <w:szCs w:val="20"/>
+        </w:rPr>
+        <w:t xml:space="preserve">p_patient_id INT, tax_rate </w:t>
+      </w:r>
+      <w:proofErr w:type="gramStart"/>
+      <w:r>
+        <w:rPr>
+          <w:rFonts w:cstheme="minorHAnsi"/>
+          <w:sz w:val="20"/>
+          <w:szCs w:val="20"/>
+        </w:rPr>
+        <w:t>DECIMAL(</w:t>
+      </w:r>
+      <w:proofErr w:type="gramEnd"/>
+      <w:r>
+        <w:rPr>
+          <w:rFonts w:cstheme="minorHAnsi"/>
+          <w:sz w:val="20"/>
+          <w:szCs w:val="20"/>
+        </w:rPr>
+        <w:t>5,2))</w:t>
       </w:r>
     </w:p>
     <w:p>
@@ -2368,24 +3367,18 @@
           <w:sz w:val="20"/>
           <w:szCs w:val="20"/>
         </w:rPr>
-        <w:t>CREATE TABLE employees (emp_id INT PRIMARY KEY, name VARCHAR2(50), basic INT, Allowance INT,</w:t>
-      </w:r>
-      <w:r>
-        <w:rPr>
-          <w:rFonts w:cstheme="minorHAnsi"/>
-          <w:sz w:val="20"/>
-          <w:szCs w:val="20"/>
-        </w:rPr>
-        <w:t xml:space="preserve"> </w:t>
-      </w:r>
-      <w:r>
-        <w:rPr>
-          <w:rFonts w:cstheme="minorHAnsi"/>
-          <w:sz w:val="20"/>
-          <w:szCs w:val="20"/>
-        </w:rPr>
-        <w:t>deduction INT);</w:t>
-      </w:r>
+        <w:t>CREATE TABLE employees (emp_id INT PRIMARY KEY, name VARCHAR2(50), basic INT, Allowance INT, deduction INT</w:t>
+      </w:r>
+      <w:proofErr w:type="gramStart"/>
+      <w:r>
+        <w:rPr>
+          <w:rFonts w:cstheme="minorHAnsi"/>
+          <w:sz w:val="20"/>
+          <w:szCs w:val="20"/>
+        </w:rPr>
+        <w:t>);</w:t>
+      </w:r>
+      <w:proofErr w:type="gramEnd"/>
     </w:p>
     <w:p>
       <w:pPr>
@@ -2418,8 +3411,36 @@
           <w:sz w:val="20"/>
           <w:szCs w:val="20"/>
         </w:rPr>
-        <w:t>CREATE TABLE payroll_history (payroll_id INT AUTO_INCREMENT PRIMARY KEY, emp_id INT, net_salary INT, payroll_date DATE DEFAULT CURDATE());</w:t>
-      </w:r>
+        <w:t xml:space="preserve">CREATE TABLE payroll_history (payroll_id INT AUTO_INCREMENT PRIMARY KEY, emp_id INT, net_salary INT, payroll_date DATE DEFAULT </w:t>
+      </w:r>
+      <w:proofErr w:type="gramStart"/>
+      <w:r>
+        <w:rPr>
+          <w:rFonts w:cstheme="minorHAnsi"/>
+          <w:sz w:val="20"/>
+          <w:szCs w:val="20"/>
+        </w:rPr>
+        <w:t>CURDATE(</w:t>
+      </w:r>
+      <w:proofErr w:type="gramEnd"/>
+      <w:r>
+        <w:rPr>
+          <w:rFonts w:cstheme="minorHAnsi"/>
+          <w:sz w:val="20"/>
+          <w:szCs w:val="20"/>
+        </w:rPr>
+        <w:t>)</w:t>
+      </w:r>
+      <w:proofErr w:type="gramStart"/>
+      <w:r>
+        <w:rPr>
+          <w:rFonts w:cstheme="minorHAnsi"/>
+          <w:sz w:val="20"/>
+          <w:szCs w:val="20"/>
+        </w:rPr>
+        <w:t>);</w:t>
+      </w:r>
+      <w:proofErr w:type="gramEnd"/>
     </w:p>
     <w:p>
       <w:pPr>
@@ -2503,7 +3524,25 @@
           <w:sz w:val="20"/>
           <w:szCs w:val="20"/>
         </w:rPr>
-        <w:t xml:space="preserve"> book_ticket(p_passenger, p_train_id)</w:t>
+        <w:t xml:space="preserve"> book_</w:t>
+      </w:r>
+      <w:proofErr w:type="gramStart"/>
+      <w:r>
+        <w:rPr>
+          <w:rFonts w:cstheme="minorHAnsi"/>
+          <w:sz w:val="20"/>
+          <w:szCs w:val="20"/>
+        </w:rPr>
+        <w:t>ticket(</w:t>
+      </w:r>
+      <w:proofErr w:type="gramEnd"/>
+      <w:r>
+        <w:rPr>
+          <w:rFonts w:cstheme="minorHAnsi"/>
+          <w:sz w:val="20"/>
+          <w:szCs w:val="20"/>
+        </w:rPr>
+        <w:t>p_passenger, p_train_id)</w:t>
       </w:r>
     </w:p>
     <w:p>
@@ -2628,56 +3667,36 @@
           <w:sz w:val="20"/>
           <w:szCs w:val="20"/>
         </w:rPr>
-        <w:t>CREATE TABLE trains (train_id INT PRIMARY KEY,</w:t>
-      </w:r>
-      <w:r>
-        <w:rPr>
-          <w:rFonts w:cstheme="minorHAnsi"/>
-          <w:sz w:val="20"/>
-          <w:szCs w:val="20"/>
-        </w:rPr>
-        <w:t xml:space="preserve"> </w:t>
-      </w:r>
-      <w:r>
-        <w:rPr>
-          <w:rFonts w:cstheme="minorHAnsi"/>
-          <w:sz w:val="20"/>
-          <w:szCs w:val="20"/>
-        </w:rPr>
-        <w:t>train_name VARCHAR(50),</w:t>
-      </w:r>
-      <w:r>
-        <w:rPr>
-          <w:rFonts w:cstheme="minorHAnsi"/>
-          <w:sz w:val="20"/>
-          <w:szCs w:val="20"/>
-        </w:rPr>
-        <w:t xml:space="preserve"> </w:t>
-      </w:r>
-      <w:r>
-        <w:rPr>
-          <w:rFonts w:cstheme="minorHAnsi"/>
-          <w:sz w:val="20"/>
-          <w:szCs w:val="20"/>
-        </w:rPr>
-        <w:t xml:space="preserve">total_seats </w:t>
-      </w:r>
-      <w:r>
-        <w:rPr>
-          <w:rFonts w:cstheme="minorHAnsi"/>
-          <w:sz w:val="20"/>
-          <w:szCs w:val="20"/>
-        </w:rPr>
-        <w:t>INT, booked</w:t>
-      </w:r>
-      <w:r>
-        <w:rPr>
-          <w:rFonts w:cstheme="minorHAnsi"/>
-          <w:sz w:val="20"/>
-          <w:szCs w:val="20"/>
-        </w:rPr>
-        <w:t>_seats INT DEFAULT 0);</w:t>
-      </w:r>
+        <w:t xml:space="preserve">CREATE TABLE trains (train_id INT PRIMARY KEY, train_name </w:t>
+      </w:r>
+      <w:proofErr w:type="gramStart"/>
+      <w:r>
+        <w:rPr>
+          <w:rFonts w:cstheme="minorHAnsi"/>
+          <w:sz w:val="20"/>
+          <w:szCs w:val="20"/>
+        </w:rPr>
+        <w:t>VARCHAR(</w:t>
+      </w:r>
+      <w:proofErr w:type="gramEnd"/>
+      <w:r>
+        <w:rPr>
+          <w:rFonts w:cstheme="minorHAnsi"/>
+          <w:sz w:val="20"/>
+          <w:szCs w:val="20"/>
+        </w:rPr>
+        <w:t>50), total_seats INT, booked_seats INT DEFAULT 0</w:t>
+      </w:r>
+      <w:proofErr w:type="gramStart"/>
+      <w:r>
+        <w:rPr>
+          <w:rFonts w:cstheme="minorHAnsi"/>
+          <w:sz w:val="20"/>
+          <w:szCs w:val="20"/>
+        </w:rPr>
+        <w:t>);</w:t>
+      </w:r>
+      <w:proofErr w:type="gramEnd"/>
     </w:p>
     <w:p>
       <w:pPr>
@@ -2710,39 +3729,7 @@
           <w:sz w:val="20"/>
           <w:szCs w:val="20"/>
         </w:rPr>
-        <w:t xml:space="preserve">CREATE TABLE tickets (ticket_id INT </w:t>
-      </w:r>
-      <w:r>
-        <w:rPr>
-          <w:rFonts w:cstheme="minorHAnsi"/>
-          <w:sz w:val="20"/>
-          <w:szCs w:val="20"/>
-        </w:rPr>
-        <w:t xml:space="preserve">AUTO_INCREMENT </w:t>
-      </w:r>
-      <w:r>
-        <w:rPr>
-          <w:rFonts w:cstheme="minorHAnsi"/>
-          <w:sz w:val="20"/>
-          <w:szCs w:val="20"/>
-        </w:rPr>
-        <w:t>PRIMARY KEY,</w:t>
-      </w:r>
-      <w:r>
-        <w:rPr>
-          <w:rFonts w:cstheme="minorHAnsi"/>
-          <w:sz w:val="20"/>
-          <w:szCs w:val="20"/>
-        </w:rPr>
-        <w:t xml:space="preserve"> </w:t>
-      </w:r>
-      <w:r>
-        <w:rPr>
-          <w:rFonts w:cstheme="minorHAnsi"/>
-          <w:sz w:val="20"/>
-          <w:szCs w:val="20"/>
-        </w:rPr>
-        <w:t xml:space="preserve">passenger_name </w:t>
+        <w:t xml:space="preserve">CREATE TABLE tickets (ticket_id INT AUTO_INCREMENT PRIMARY KEY, passenger_name </w:t>
       </w:r>
       <w:proofErr w:type="gramStart"/>
       <w:r>
@@ -2751,15 +3738,7 @@
           <w:sz w:val="20"/>
           <w:szCs w:val="20"/>
         </w:rPr>
-        <w:t>V</w:t>
-      </w:r>
-      <w:r>
-        <w:rPr>
-          <w:rFonts w:cstheme="minorHAnsi"/>
-          <w:sz w:val="20"/>
-          <w:szCs w:val="20"/>
-        </w:rPr>
-        <w:t>ARCHAR(</w:t>
+        <w:t>VARCHAR(</w:t>
       </w:r>
       <w:proofErr w:type="gramEnd"/>
       <w:r>
@@ -2768,55 +3747,7 @@
           <w:sz w:val="20"/>
           <w:szCs w:val="20"/>
         </w:rPr>
-        <w:t>50),</w:t>
-      </w:r>
-      <w:r>
-        <w:rPr>
-          <w:rFonts w:cstheme="minorHAnsi"/>
-          <w:sz w:val="20"/>
-          <w:szCs w:val="20"/>
-        </w:rPr>
-        <w:t xml:space="preserve"> </w:t>
-      </w:r>
-      <w:r>
-        <w:rPr>
-          <w:rFonts w:cstheme="minorHAnsi"/>
-          <w:sz w:val="20"/>
-          <w:szCs w:val="20"/>
-        </w:rPr>
-        <w:t>train_id INT,</w:t>
-      </w:r>
-      <w:r>
-        <w:rPr>
-          <w:rFonts w:cstheme="minorHAnsi"/>
-          <w:sz w:val="20"/>
-          <w:szCs w:val="20"/>
-        </w:rPr>
-        <w:t xml:space="preserve"> </w:t>
-      </w:r>
-      <w:r>
-        <w:rPr>
-          <w:rFonts w:cstheme="minorHAnsi"/>
-          <w:sz w:val="20"/>
-          <w:szCs w:val="20"/>
-        </w:rPr>
-        <w:t>seat_no INT,</w:t>
-      </w:r>
-      <w:r>
-        <w:rPr>
-          <w:rFonts w:cstheme="minorHAnsi"/>
-          <w:sz w:val="20"/>
-          <w:szCs w:val="20"/>
-        </w:rPr>
-        <w:t xml:space="preserve"> </w:t>
-      </w:r>
-      <w:r>
-        <w:rPr>
-          <w:rFonts w:cstheme="minorHAnsi"/>
-          <w:sz w:val="20"/>
-          <w:szCs w:val="20"/>
-        </w:rPr>
-        <w:t xml:space="preserve">booking_date DATE DEFAULT </w:t>
+        <w:t xml:space="preserve">50), train_id INT, seat_no INT, booking_date DATE DEFAULT </w:t>
       </w:r>
       <w:proofErr w:type="gramStart"/>
       <w:r>
@@ -2834,31 +3765,7 @@
           <w:sz w:val="20"/>
           <w:szCs w:val="20"/>
         </w:rPr>
-        <w:t>)</w:t>
-      </w:r>
-      <w:r>
-        <w:rPr>
-          <w:rFonts w:cstheme="minorHAnsi"/>
-          <w:sz w:val="20"/>
-          <w:szCs w:val="20"/>
-        </w:rPr>
-        <w:t>,</w:t>
-      </w:r>
-      <w:r>
-        <w:rPr>
-          <w:rFonts w:cstheme="minorHAnsi"/>
-          <w:sz w:val="20"/>
-          <w:szCs w:val="20"/>
-        </w:rPr>
-        <w:t xml:space="preserve"> </w:t>
-      </w:r>
-      <w:r>
-        <w:rPr>
-          <w:rFonts w:cstheme="minorHAnsi"/>
-          <w:sz w:val="20"/>
-          <w:szCs w:val="20"/>
-        </w:rPr>
-        <w:t xml:space="preserve">status </w:t>
+        <w:t xml:space="preserve">), status </w:t>
       </w:r>
       <w:proofErr w:type="gramStart"/>
       <w:r>
@@ -2876,24 +3783,18 @@
           <w:sz w:val="20"/>
           <w:szCs w:val="20"/>
         </w:rPr>
-        <w:t>20) DEFAULT 'CONFIRMED</w:t>
-      </w:r>
-      <w:r>
-        <w:rPr>
-          <w:rFonts w:cstheme="minorHAnsi"/>
-          <w:sz w:val="20"/>
-          <w:szCs w:val="20"/>
-        </w:rPr>
-        <w:t>')</w:t>
-      </w:r>
-      <w:r>
-        <w:rPr>
-          <w:rFonts w:cstheme="minorHAnsi"/>
-          <w:sz w:val="20"/>
-          <w:szCs w:val="20"/>
-        </w:rPr>
-        <w:t>;</w:t>
-      </w:r>
+        <w:t>20) DEFAULT 'CONFIRMED'</w:t>
+      </w:r>
+      <w:proofErr w:type="gramStart"/>
+      <w:r>
+        <w:rPr>
+          <w:rFonts w:cstheme="minorHAnsi"/>
+          <w:sz w:val="20"/>
+          <w:szCs w:val="20"/>
+        </w:rPr>
+        <w:t>);</w:t>
+      </w:r>
+      <w:proofErr w:type="gramEnd"/>
     </w:p>
     <w:p>
       <w:pPr>
@@ -2925,96 +3826,45 @@
           <w:sz w:val="20"/>
           <w:szCs w:val="20"/>
         </w:rPr>
-        <w:t xml:space="preserve">CREATE TABLE waiting_list (wait_id INT </w:t>
-      </w:r>
-      <w:r>
-        <w:rPr>
-          <w:rFonts w:cstheme="minorHAnsi"/>
-          <w:sz w:val="20"/>
-          <w:szCs w:val="20"/>
-        </w:rPr>
-        <w:t xml:space="preserve">AUTO_INCREMENT </w:t>
-      </w:r>
-      <w:r>
-        <w:rPr>
-          <w:rFonts w:cstheme="minorHAnsi"/>
-          <w:sz w:val="20"/>
-          <w:szCs w:val="20"/>
-        </w:rPr>
-        <w:t>PRIMARY KEY,</w:t>
-      </w:r>
-      <w:r>
-        <w:rPr>
-          <w:rFonts w:cstheme="minorHAnsi"/>
-          <w:sz w:val="20"/>
-          <w:szCs w:val="20"/>
-        </w:rPr>
-        <w:t xml:space="preserve"> </w:t>
-      </w:r>
-      <w:r>
-        <w:rPr>
-          <w:rFonts w:cstheme="minorHAnsi"/>
-          <w:sz w:val="20"/>
-          <w:szCs w:val="20"/>
-        </w:rPr>
-        <w:t xml:space="preserve">passenger_name </w:t>
-      </w:r>
-      <w:r>
-        <w:rPr>
-          <w:rFonts w:cstheme="minorHAnsi"/>
-          <w:sz w:val="20"/>
-          <w:szCs w:val="20"/>
-        </w:rPr>
-        <w:t>VA</w:t>
-      </w:r>
-      <w:r>
-        <w:rPr>
-          <w:rFonts w:cstheme="minorHAnsi"/>
-          <w:sz w:val="20"/>
-          <w:szCs w:val="20"/>
-        </w:rPr>
-        <w:t>RCHAR(50),</w:t>
-      </w:r>
-      <w:r>
-        <w:rPr>
-          <w:rFonts w:cstheme="minorHAnsi"/>
-          <w:sz w:val="20"/>
-          <w:szCs w:val="20"/>
-        </w:rPr>
-        <w:t xml:space="preserve"> </w:t>
-      </w:r>
-      <w:r>
-        <w:rPr>
-          <w:rFonts w:cstheme="minorHAnsi"/>
-          <w:sz w:val="20"/>
-          <w:szCs w:val="20"/>
-        </w:rPr>
-        <w:t>train_id INT,</w:t>
-      </w:r>
-      <w:r>
-        <w:rPr>
-          <w:rFonts w:cstheme="minorHAnsi"/>
-          <w:sz w:val="20"/>
-          <w:szCs w:val="20"/>
-        </w:rPr>
-        <w:t xml:space="preserve"> </w:t>
-      </w:r>
-      <w:r>
-        <w:rPr>
-          <w:rFonts w:cstheme="minorHAnsi"/>
-          <w:sz w:val="20"/>
-          <w:szCs w:val="20"/>
-        </w:rPr>
-        <w:t xml:space="preserve">request_date DATE DEFAULT </w:t>
-      </w:r>
-      <w:r>
-        <w:rPr>
-          <w:rFonts w:cstheme="minorHAnsi"/>
-          <w:sz w:val="20"/>
-          <w:szCs w:val="20"/>
-        </w:rPr>
-        <w:t>CURDATE()</w:t>
-      </w:r>
+        <w:t xml:space="preserve">CREATE TABLE waiting_list (wait_id INT AUTO_INCREMENT PRIMARY KEY, passenger_name </w:t>
+      </w:r>
+      <w:proofErr w:type="gramStart"/>
+      <w:r>
+        <w:rPr>
+          <w:rFonts w:cstheme="minorHAnsi"/>
+          <w:sz w:val="20"/>
+          <w:szCs w:val="20"/>
+        </w:rPr>
+        <w:t>VARCHAR(</w:t>
+      </w:r>
+      <w:proofErr w:type="gramEnd"/>
+      <w:r>
+        <w:rPr>
+          <w:rFonts w:cstheme="minorHAnsi"/>
+          <w:sz w:val="20"/>
+          <w:szCs w:val="20"/>
+        </w:rPr>
+        <w:t xml:space="preserve">50), train_id INT, request_date DATE DEFAULT </w:t>
+      </w:r>
+      <w:proofErr w:type="gramStart"/>
+      <w:r>
+        <w:rPr>
+          <w:rFonts w:cstheme="minorHAnsi"/>
+          <w:sz w:val="20"/>
+          <w:szCs w:val="20"/>
+        </w:rPr>
+        <w:t>CURDATE(</w:t>
+      </w:r>
+      <w:proofErr w:type="gramEnd"/>
+      <w:r>
+        <w:rPr>
+          <w:rFonts w:cstheme="minorHAnsi"/>
+          <w:sz w:val="20"/>
+          <w:szCs w:val="20"/>
+        </w:rPr>
+        <w:t>)</w:t>
+      </w:r>
+      <w:proofErr w:type="gramStart"/>
       <w:r>
         <w:rPr>
           <w:rFonts w:cstheme="minorHAnsi"/>
@@ -3023,6 +3873,7 @@
         </w:rPr>
         <w:t>);</w:t>
       </w:r>
+      <w:proofErr w:type="gramEnd"/>
     </w:p>
     <w:p>
       <w:pPr>
@@ -3128,23 +3979,25 @@
           <w:sz w:val="20"/>
           <w:szCs w:val="20"/>
         </w:rPr>
-        <w:t xml:space="preserve">Apply </w:t>
-      </w:r>
-      <w:r>
-        <w:rPr>
-          <w:rFonts w:cstheme="minorHAnsi"/>
-          <w:sz w:val="20"/>
-          <w:szCs w:val="20"/>
-        </w:rPr>
-        <w:t xml:space="preserve">5% </w:t>
-      </w:r>
-      <w:r>
-        <w:rPr>
-          <w:rFonts w:cstheme="minorHAnsi"/>
-          <w:sz w:val="20"/>
-          <w:szCs w:val="20"/>
-        </w:rPr>
-        <w:t>discount to all products in a given category.</w:t>
+        <w:t xml:space="preserve">Apply 5% discount to all products </w:t>
+      </w:r>
+      <w:proofErr w:type="gramStart"/>
+      <w:r>
+        <w:rPr>
+          <w:rFonts w:cstheme="minorHAnsi"/>
+          <w:sz w:val="20"/>
+          <w:szCs w:val="20"/>
+        </w:rPr>
+        <w:t>in a given</w:t>
+      </w:r>
+      <w:proofErr w:type="gramEnd"/>
+      <w:r>
+        <w:rPr>
+          <w:rFonts w:cstheme="minorHAnsi"/>
+          <w:sz w:val="20"/>
+          <w:szCs w:val="20"/>
+        </w:rPr>
+        <w:t xml:space="preserve"> category.</w:t>
       </w:r>
     </w:p>
     <w:p>
@@ -3222,40 +4075,36 @@
           <w:sz w:val="20"/>
           <w:szCs w:val="20"/>
         </w:rPr>
-        <w:t>CREATE TABLE product_catalog (product_id INT PRIMARY KEY,</w:t>
-      </w:r>
-      <w:r>
-        <w:rPr>
-          <w:rFonts w:cstheme="minorHAnsi"/>
-          <w:sz w:val="20"/>
-          <w:szCs w:val="20"/>
-        </w:rPr>
-        <w:t xml:space="preserve"> </w:t>
-      </w:r>
-      <w:r>
-        <w:rPr>
-          <w:rFonts w:cstheme="minorHAnsi"/>
-          <w:sz w:val="20"/>
-          <w:szCs w:val="20"/>
-        </w:rPr>
-        <w:t>category VARCHAR(30),</w:t>
-      </w:r>
-      <w:r>
-        <w:rPr>
-          <w:rFonts w:cstheme="minorHAnsi"/>
-          <w:sz w:val="20"/>
-          <w:szCs w:val="20"/>
-        </w:rPr>
-        <w:t xml:space="preserve"> </w:t>
-      </w:r>
-      <w:r>
-        <w:rPr>
-          <w:rFonts w:cstheme="minorHAnsi"/>
-          <w:sz w:val="20"/>
-          <w:szCs w:val="20"/>
-        </w:rPr>
-        <w:t>price INT);</w:t>
-      </w:r>
+        <w:t xml:space="preserve">CREATE TABLE product_catalog (product_id INT PRIMARY KEY, category </w:t>
+      </w:r>
+      <w:proofErr w:type="gramStart"/>
+      <w:r>
+        <w:rPr>
+          <w:rFonts w:cstheme="minorHAnsi"/>
+          <w:sz w:val="20"/>
+          <w:szCs w:val="20"/>
+        </w:rPr>
+        <w:t>VARCHAR(</w:t>
+      </w:r>
+      <w:proofErr w:type="gramEnd"/>
+      <w:r>
+        <w:rPr>
+          <w:rFonts w:cstheme="minorHAnsi"/>
+          <w:sz w:val="20"/>
+          <w:szCs w:val="20"/>
+        </w:rPr>
+        <w:t>30), price INT</w:t>
+      </w:r>
+      <w:proofErr w:type="gramStart"/>
+      <w:r>
+        <w:rPr>
+          <w:rFonts w:cstheme="minorHAnsi"/>
+          <w:sz w:val="20"/>
+          <w:szCs w:val="20"/>
+        </w:rPr>
+        <w:t>);</w:t>
+      </w:r>
+      <w:proofErr w:type="gramEnd"/>
     </w:p>
     <w:p>
       <w:pPr>
@@ -3288,16 +4137,45 @@
           <w:sz w:val="20"/>
           <w:szCs w:val="20"/>
         </w:rPr>
-        <w:t xml:space="preserve">CREATE TABLE discount_history (hist_id INT AUTO_INCREMENT PRIMARY KEY, category VARCHAR(30), percent INT, updated_on DATE DEFAULT </w:t>
-      </w:r>
-      <w:r>
-        <w:rPr>
-          <w:rFonts w:cstheme="minorHAnsi"/>
-          <w:sz w:val="20"/>
-          <w:szCs w:val="20"/>
-        </w:rPr>
-        <w:t>CURDATE()</w:t>
-      </w:r>
+        <w:t xml:space="preserve">CREATE TABLE discount_history (hist_id INT AUTO_INCREMENT PRIMARY KEY, category </w:t>
+      </w:r>
+      <w:proofErr w:type="gramStart"/>
+      <w:r>
+        <w:rPr>
+          <w:rFonts w:cstheme="minorHAnsi"/>
+          <w:sz w:val="20"/>
+          <w:szCs w:val="20"/>
+        </w:rPr>
+        <w:t>VARCHAR(</w:t>
+      </w:r>
+      <w:proofErr w:type="gramEnd"/>
+      <w:r>
+        <w:rPr>
+          <w:rFonts w:cstheme="minorHAnsi"/>
+          <w:sz w:val="20"/>
+          <w:szCs w:val="20"/>
+        </w:rPr>
+        <w:t xml:space="preserve">30), percent INT, updated_on DATE DEFAULT </w:t>
+      </w:r>
+      <w:proofErr w:type="gramStart"/>
+      <w:r>
+        <w:rPr>
+          <w:rFonts w:cstheme="minorHAnsi"/>
+          <w:sz w:val="20"/>
+          <w:szCs w:val="20"/>
+        </w:rPr>
+        <w:t>CURDATE(</w:t>
+      </w:r>
+      <w:proofErr w:type="gramEnd"/>
+      <w:r>
+        <w:rPr>
+          <w:rFonts w:cstheme="minorHAnsi"/>
+          <w:sz w:val="20"/>
+          <w:szCs w:val="20"/>
+        </w:rPr>
+        <w:t>)</w:t>
+      </w:r>
+      <w:proofErr w:type="gramStart"/>
       <w:r>
         <w:rPr>
           <w:rFonts w:cstheme="minorHAnsi"/>
@@ -3306,6 +4184,7 @@
         </w:rPr>
         <w:t>);</w:t>
       </w:r>
+      <w:proofErr w:type="gramEnd"/>
     </w:p>
     <w:p>
       <w:pPr>
@@ -3349,17 +4228,7 @@
           <w:sz w:val="20"/>
           <w:szCs w:val="20"/>
         </w:rPr>
-        <w:t>7</w:t>
-      </w:r>
-      <w:r>
-        <w:rPr>
-          <w:rFonts w:cstheme="minorHAnsi"/>
-          <w:b/>
-          <w:bCs/>
-          <w:sz w:val="20"/>
-          <w:szCs w:val="20"/>
-        </w:rPr>
-        <w:t>. Banking – Fixed Deposit Interest</w:t>
+        <w:t>7. Banking – Fixed Deposit Interest</w:t>
       </w:r>
     </w:p>
     <w:p>
@@ -3483,128 +4352,9 @@
           <w:sz w:val="20"/>
           <w:szCs w:val="20"/>
         </w:rPr>
-        <w:t>CREATE TABLE fixed_deposit (fd_id INT PRIMARY KEY,</w:t>
-      </w:r>
-      <w:r>
-        <w:rPr>
-          <w:rFonts w:cstheme="minorHAnsi"/>
-          <w:sz w:val="20"/>
-          <w:szCs w:val="20"/>
-        </w:rPr>
-        <w:t xml:space="preserve"> </w:t>
-      </w:r>
-      <w:r>
-        <w:rPr>
-          <w:rFonts w:cstheme="minorHAnsi"/>
-          <w:sz w:val="20"/>
-          <w:szCs w:val="20"/>
-        </w:rPr>
-        <w:t xml:space="preserve">customer_id </w:t>
-      </w:r>
-      <w:r>
-        <w:rPr>
-          <w:rFonts w:cstheme="minorHAnsi"/>
-          <w:sz w:val="20"/>
-          <w:szCs w:val="20"/>
-        </w:rPr>
-        <w:t>INT</w:t>
-      </w:r>
-      <w:r>
-        <w:rPr>
-          <w:rFonts w:cstheme="minorHAnsi"/>
-          <w:sz w:val="20"/>
-          <w:szCs w:val="20"/>
-        </w:rPr>
-        <w:t>,</w:t>
-      </w:r>
-      <w:r>
-        <w:rPr>
-          <w:rFonts w:cstheme="minorHAnsi"/>
-          <w:sz w:val="20"/>
-          <w:szCs w:val="20"/>
-        </w:rPr>
-        <w:t xml:space="preserve"> p</w:t>
-      </w:r>
-      <w:r>
-        <w:rPr>
-          <w:rFonts w:cstheme="minorHAnsi"/>
-          <w:sz w:val="20"/>
-          <w:szCs w:val="20"/>
-        </w:rPr>
-        <w:t xml:space="preserve">rincipal </w:t>
-      </w:r>
-      <w:r>
-        <w:rPr>
-          <w:rFonts w:cstheme="minorHAnsi"/>
-          <w:sz w:val="20"/>
-          <w:szCs w:val="20"/>
-        </w:rPr>
-        <w:t>INT</w:t>
-      </w:r>
-      <w:r>
-        <w:rPr>
-          <w:rFonts w:cstheme="minorHAnsi"/>
-          <w:sz w:val="20"/>
-          <w:szCs w:val="20"/>
-        </w:rPr>
-        <w:t>,</w:t>
-      </w:r>
-      <w:r>
-        <w:rPr>
-          <w:rFonts w:cstheme="minorHAnsi"/>
-          <w:sz w:val="20"/>
-          <w:szCs w:val="20"/>
-        </w:rPr>
-        <w:t xml:space="preserve"> </w:t>
-      </w:r>
-      <w:r>
-        <w:rPr>
-          <w:rFonts w:cstheme="minorHAnsi"/>
-          <w:sz w:val="20"/>
-          <w:szCs w:val="20"/>
-        </w:rPr>
-        <w:t xml:space="preserve">rate </w:t>
-      </w:r>
-      <w:r>
-        <w:rPr>
-          <w:rFonts w:cstheme="minorHAnsi"/>
-          <w:sz w:val="20"/>
-          <w:szCs w:val="20"/>
-        </w:rPr>
-        <w:t>INT</w:t>
-      </w:r>
-      <w:r>
-        <w:rPr>
-          <w:rFonts w:cstheme="minorHAnsi"/>
-          <w:sz w:val="20"/>
-          <w:szCs w:val="20"/>
-        </w:rPr>
-        <w:t>,</w:t>
-      </w:r>
-      <w:r>
-        <w:rPr>
-          <w:rFonts w:cstheme="minorHAnsi"/>
-          <w:sz w:val="20"/>
-          <w:szCs w:val="20"/>
-        </w:rPr>
-        <w:t xml:space="preserve"> </w:t>
-      </w:r>
-      <w:r>
-        <w:rPr>
-          <w:rFonts w:cstheme="minorHAnsi"/>
-          <w:sz w:val="20"/>
-          <w:szCs w:val="20"/>
-        </w:rPr>
-        <w:t xml:space="preserve">years </w:t>
-      </w:r>
-      <w:r>
-        <w:rPr>
-          <w:rFonts w:cstheme="minorHAnsi"/>
-          <w:sz w:val="20"/>
-          <w:szCs w:val="20"/>
-        </w:rPr>
-        <w:t>INT</w:t>
-      </w:r>
+        <w:t>CREATE TABLE fixed_deposit (fd_id INT PRIMARY KEY, customer_id INT, principal INT, rate INT, years INT</w:t>
+      </w:r>
+      <w:proofErr w:type="gramStart"/>
       <w:r>
         <w:rPr>
           <w:rFonts w:cstheme="minorHAnsi"/>
@@ -3613,6 +4363,7 @@
         </w:rPr>
         <w:t>);</w:t>
       </w:r>
+      <w:proofErr w:type="gramEnd"/>
     </w:p>
     <w:p>
       <w:pPr>
@@ -3645,112 +4396,27 @@
           <w:sz w:val="20"/>
           <w:szCs w:val="20"/>
         </w:rPr>
-        <w:t xml:space="preserve">CREATE TABLE fd_history (hist_id </w:t>
-      </w:r>
-      <w:r>
-        <w:rPr>
-          <w:rFonts w:cstheme="minorHAnsi"/>
-          <w:sz w:val="20"/>
-          <w:szCs w:val="20"/>
-        </w:rPr>
-        <w:t xml:space="preserve">INT AUTO_INCREMENT </w:t>
-      </w:r>
-      <w:r>
-        <w:rPr>
-          <w:rFonts w:cstheme="minorHAnsi"/>
-          <w:sz w:val="20"/>
-          <w:szCs w:val="20"/>
-        </w:rPr>
-        <w:t>PRIMARY KEY,</w:t>
-      </w:r>
-      <w:r>
-        <w:rPr>
-          <w:rFonts w:cstheme="minorHAnsi"/>
-          <w:sz w:val="20"/>
-          <w:szCs w:val="20"/>
-        </w:rPr>
-        <w:t xml:space="preserve"> </w:t>
-      </w:r>
-      <w:r>
-        <w:rPr>
-          <w:rFonts w:cstheme="minorHAnsi"/>
-          <w:sz w:val="20"/>
-          <w:szCs w:val="20"/>
-        </w:rPr>
-        <w:t xml:space="preserve">fd_id </w:t>
-      </w:r>
-      <w:r>
-        <w:rPr>
-          <w:rFonts w:cstheme="minorHAnsi"/>
-          <w:sz w:val="20"/>
-          <w:szCs w:val="20"/>
-        </w:rPr>
-        <w:t>INT</w:t>
-      </w:r>
-      <w:r>
-        <w:rPr>
-          <w:rFonts w:cstheme="minorHAnsi"/>
-          <w:sz w:val="20"/>
-          <w:szCs w:val="20"/>
-        </w:rPr>
-        <w:t>,</w:t>
-      </w:r>
-      <w:r>
-        <w:rPr>
-          <w:rFonts w:cstheme="minorHAnsi"/>
-          <w:sz w:val="20"/>
-          <w:szCs w:val="20"/>
-        </w:rPr>
-        <w:t xml:space="preserve"> </w:t>
-      </w:r>
-      <w:r>
-        <w:rPr>
-          <w:rFonts w:cstheme="minorHAnsi"/>
-          <w:sz w:val="20"/>
-          <w:szCs w:val="20"/>
-        </w:rPr>
-        <w:t xml:space="preserve">maturity_amount </w:t>
-      </w:r>
-      <w:r>
-        <w:rPr>
-          <w:rFonts w:cstheme="minorHAnsi"/>
-          <w:sz w:val="20"/>
-          <w:szCs w:val="20"/>
-        </w:rPr>
-        <w:t>INT</w:t>
-      </w:r>
-      <w:r>
-        <w:rPr>
-          <w:rFonts w:cstheme="minorHAnsi"/>
-          <w:sz w:val="20"/>
-          <w:szCs w:val="20"/>
-        </w:rPr>
-        <w:t>,</w:t>
-      </w:r>
-      <w:r>
-        <w:rPr>
-          <w:rFonts w:cstheme="minorHAnsi"/>
-          <w:sz w:val="20"/>
-          <w:szCs w:val="20"/>
-        </w:rPr>
-        <w:t xml:space="preserve"> </w:t>
-      </w:r>
-      <w:r>
-        <w:rPr>
-          <w:rFonts w:cstheme="minorHAnsi"/>
-          <w:sz w:val="20"/>
-          <w:szCs w:val="20"/>
-        </w:rPr>
-        <w:t xml:space="preserve">calc_date DATE DEFAULT </w:t>
-      </w:r>
-      <w:r>
-        <w:rPr>
-          <w:rFonts w:cstheme="minorHAnsi"/>
-          <w:sz w:val="20"/>
-          <w:szCs w:val="20"/>
-        </w:rPr>
-        <w:t>CURDATE()</w:t>
-      </w:r>
+        <w:t xml:space="preserve">CREATE TABLE fd_history (hist_id INT AUTO_INCREMENT PRIMARY KEY, fd_id INT, maturity_amount INT, calc_date DATE DEFAULT </w:t>
+      </w:r>
+      <w:proofErr w:type="gramStart"/>
+      <w:r>
+        <w:rPr>
+          <w:rFonts w:cstheme="minorHAnsi"/>
+          <w:sz w:val="20"/>
+          <w:szCs w:val="20"/>
+        </w:rPr>
+        <w:t>CURDATE(</w:t>
+      </w:r>
+      <w:proofErr w:type="gramEnd"/>
+      <w:r>
+        <w:rPr>
+          <w:rFonts w:cstheme="minorHAnsi"/>
+          <w:sz w:val="20"/>
+          <w:szCs w:val="20"/>
+        </w:rPr>
+        <w:t>)</w:t>
+      </w:r>
+      <w:proofErr w:type="gramStart"/>
       <w:r>
         <w:rPr>
           <w:rFonts w:cstheme="minorHAnsi"/>
@@ -3759,6 +4425,7 @@
         </w:rPr>
         <w:t>);</w:t>
       </w:r>
+      <w:proofErr w:type="gramEnd"/>
     </w:p>
     <w:p>
       <w:pPr>
@@ -3822,27 +4489,7 @@
           <w:sz w:val="20"/>
           <w:szCs w:val="20"/>
         </w:rPr>
-        <w:t>8.</w:t>
-      </w:r>
-      <w:r>
-        <w:rPr>
-          <w:rFonts w:cstheme="minorHAnsi"/>
-          <w:b/>
-          <w:bCs/>
-          <w:sz w:val="20"/>
-          <w:szCs w:val="20"/>
-        </w:rPr>
-        <w:t>0.1.</w:t>
-      </w:r>
-      <w:r>
-        <w:rPr>
-          <w:rFonts w:cstheme="minorHAnsi"/>
-          <w:b/>
-          <w:bCs/>
-          <w:sz w:val="20"/>
-          <w:szCs w:val="20"/>
-        </w:rPr>
-        <w:t xml:space="preserve"> Online Shopping – Cancel Order</w:t>
+        <w:t>8.0.1. Online Shopping – Cancel Order</w:t>
       </w:r>
     </w:p>
     <w:p>
@@ -3926,15 +4573,7 @@
           <w:sz w:val="20"/>
           <w:szCs w:val="20"/>
         </w:rPr>
-        <w:t>Add cancelled quantity back to stock</w:t>
-      </w:r>
-      <w:r>
-        <w:rPr>
-          <w:rFonts w:cstheme="minorHAnsi"/>
-          <w:sz w:val="20"/>
-          <w:szCs w:val="20"/>
-        </w:rPr>
-        <w:t xml:space="preserve"> and</w:t>
+        <w:t>Add cancelled quantity back to stock and</w:t>
       </w:r>
     </w:p>
     <w:p>
@@ -3988,17 +4627,7 @@
           <w:sz w:val="20"/>
           <w:szCs w:val="20"/>
         </w:rPr>
-        <w:t xml:space="preserve">8.0.2. </w:t>
-      </w:r>
-      <w:r>
-        <w:rPr>
-          <w:rFonts w:cstheme="minorHAnsi"/>
-          <w:b/>
-          <w:bCs/>
-          <w:sz w:val="20"/>
-          <w:szCs w:val="20"/>
-        </w:rPr>
-        <w:t>Place a New Order</w:t>
+        <w:t>8.0.2. Place a New Order</w:t>
       </w:r>
     </w:p>
     <w:p>
@@ -4038,15 +4667,25 @@
           <w:sz w:val="20"/>
           <w:szCs w:val="20"/>
         </w:rPr>
-        <w:t xml:space="preserve"> </w:t>
-      </w:r>
-      <w:r>
-        <w:rPr>
-          <w:rFonts w:cstheme="minorHAnsi"/>
-          <w:sz w:val="20"/>
-          <w:szCs w:val="20"/>
-        </w:rPr>
-        <w:t>place_order(IN p_order_id INT, IN p_product_id INT, IN p_qty INT)</w:t>
+        <w:t xml:space="preserve"> place_</w:t>
+      </w:r>
+      <w:proofErr w:type="gramStart"/>
+      <w:r>
+        <w:rPr>
+          <w:rFonts w:cstheme="minorHAnsi"/>
+          <w:sz w:val="20"/>
+          <w:szCs w:val="20"/>
+        </w:rPr>
+        <w:t>order(</w:t>
+      </w:r>
+      <w:proofErr w:type="gramEnd"/>
+      <w:r>
+        <w:rPr>
+          <w:rFonts w:cstheme="minorHAnsi"/>
+          <w:sz w:val="20"/>
+          <w:szCs w:val="20"/>
+        </w:rPr>
+        <w:t>IN p_order_id INT, IN p_product_id INT, IN p_qty INT)</w:t>
       </w:r>
     </w:p>
     <w:p>
@@ -4068,23 +4707,7 @@
           <w:sz w:val="20"/>
           <w:szCs w:val="20"/>
         </w:rPr>
-        <w:t xml:space="preserve">Update status to </w:t>
-      </w:r>
-      <w:r>
-        <w:rPr>
-          <w:rFonts w:cstheme="minorHAnsi"/>
-          <w:sz w:val="20"/>
-          <w:szCs w:val="20"/>
-        </w:rPr>
-        <w:t>'PLACED'</w:t>
-      </w:r>
-      <w:r>
-        <w:rPr>
-          <w:rFonts w:cstheme="minorHAnsi"/>
-          <w:sz w:val="20"/>
-          <w:szCs w:val="20"/>
-        </w:rPr>
-        <w:t>.</w:t>
+        <w:t>Update status to 'PLACED'.</w:t>
       </w:r>
     </w:p>
     <w:p>
@@ -4106,31 +4729,7 @@
           <w:sz w:val="20"/>
           <w:szCs w:val="20"/>
         </w:rPr>
-        <w:t xml:space="preserve">Reduce stock </w:t>
-      </w:r>
-      <w:r>
-        <w:rPr>
-          <w:rFonts w:cstheme="minorHAnsi"/>
-          <w:sz w:val="20"/>
-          <w:szCs w:val="20"/>
-        </w:rPr>
-        <w:t>quantity</w:t>
-      </w:r>
-      <w:r>
-        <w:rPr>
-          <w:rFonts w:cstheme="minorHAnsi"/>
-          <w:sz w:val="20"/>
-          <w:szCs w:val="20"/>
-        </w:rPr>
-        <w:t xml:space="preserve"> </w:t>
-      </w:r>
-      <w:r>
-        <w:rPr>
-          <w:rFonts w:cstheme="minorHAnsi"/>
-          <w:sz w:val="20"/>
-          <w:szCs w:val="20"/>
-        </w:rPr>
-        <w:t>and</w:t>
+        <w:t>Reduce stock quantity and</w:t>
       </w:r>
     </w:p>
     <w:p>
@@ -4226,7 +4825,25 @@
           <w:sz w:val="20"/>
           <w:szCs w:val="20"/>
         </w:rPr>
-        <w:t xml:space="preserve"> update_order_qty(IN p_order_id INT, IN p_new_qty INT)</w:t>
+        <w:t xml:space="preserve"> update_order_</w:t>
+      </w:r>
+      <w:proofErr w:type="gramStart"/>
+      <w:r>
+        <w:rPr>
+          <w:rFonts w:cstheme="minorHAnsi"/>
+          <w:sz w:val="20"/>
+          <w:szCs w:val="20"/>
+        </w:rPr>
+        <w:t>qty(</w:t>
+      </w:r>
+      <w:proofErr w:type="gramEnd"/>
+      <w:r>
+        <w:rPr>
+          <w:rFonts w:cstheme="minorHAnsi"/>
+          <w:sz w:val="20"/>
+          <w:szCs w:val="20"/>
+        </w:rPr>
+        <w:t>IN p_order_id INT, IN p_new_qty INT)</w:t>
       </w:r>
     </w:p>
     <w:p>
@@ -4344,7 +4961,43 @@
           <w:sz w:val="20"/>
           <w:szCs w:val="20"/>
         </w:rPr>
-        <w:t xml:space="preserve"> add_product(IN p_product_id INT, IN p_name VARCHAR(50), IN p_stock INT)</w:t>
+        <w:t xml:space="preserve"> add_</w:t>
+      </w:r>
+      <w:proofErr w:type="gramStart"/>
+      <w:r>
+        <w:rPr>
+          <w:rFonts w:cstheme="minorHAnsi"/>
+          <w:sz w:val="20"/>
+          <w:szCs w:val="20"/>
+        </w:rPr>
+        <w:t>product(</w:t>
+      </w:r>
+      <w:proofErr w:type="gramEnd"/>
+      <w:r>
+        <w:rPr>
+          <w:rFonts w:cstheme="minorHAnsi"/>
+          <w:sz w:val="20"/>
+          <w:szCs w:val="20"/>
+        </w:rPr>
+        <w:t xml:space="preserve">IN p_product_id INT, IN p_name </w:t>
+      </w:r>
+      <w:proofErr w:type="gramStart"/>
+      <w:r>
+        <w:rPr>
+          <w:rFonts w:cstheme="minorHAnsi"/>
+          <w:sz w:val="20"/>
+          <w:szCs w:val="20"/>
+        </w:rPr>
+        <w:t>VARCHAR(</w:t>
+      </w:r>
+      <w:proofErr w:type="gramEnd"/>
+      <w:r>
+        <w:rPr>
+          <w:rFonts w:cstheme="minorHAnsi"/>
+          <w:sz w:val="20"/>
+          <w:szCs w:val="20"/>
+        </w:rPr>
+        <w:t>50), IN p_stock INT)</w:t>
       </w:r>
     </w:p>
     <w:p>
@@ -4419,7 +5072,25 @@
           <w:sz w:val="20"/>
           <w:szCs w:val="20"/>
         </w:rPr>
-        <w:t>get_orders_for_product(IN p_product_id INT)</w:t>
+        <w:t>get_orders_for_</w:t>
+      </w:r>
+      <w:proofErr w:type="gramStart"/>
+      <w:r>
+        <w:rPr>
+          <w:rFonts w:cstheme="minorHAnsi"/>
+          <w:sz w:val="20"/>
+          <w:szCs w:val="20"/>
+        </w:rPr>
+        <w:t>product(</w:t>
+      </w:r>
+      <w:proofErr w:type="gramEnd"/>
+      <w:r>
+        <w:rPr>
+          <w:rFonts w:cstheme="minorHAnsi"/>
+          <w:sz w:val="20"/>
+          <w:szCs w:val="20"/>
+        </w:rPr>
+        <w:t>IN p_product_id INT)</w:t>
       </w:r>
     </w:p>
     <w:p>
@@ -4476,55 +5147,7 @@
           <w:sz w:val="20"/>
           <w:szCs w:val="20"/>
         </w:rPr>
-        <w:t>CREATE TABLE shop_orders (order_id INT PRIMARY KEY,</w:t>
-      </w:r>
-      <w:r>
-        <w:rPr>
-          <w:rFonts w:cstheme="minorHAnsi"/>
-          <w:sz w:val="20"/>
-          <w:szCs w:val="20"/>
-        </w:rPr>
-        <w:t xml:space="preserve"> </w:t>
-      </w:r>
-      <w:r>
-        <w:rPr>
-          <w:rFonts w:cstheme="minorHAnsi"/>
-          <w:sz w:val="20"/>
-          <w:szCs w:val="20"/>
-        </w:rPr>
-        <w:t>product_id INT,</w:t>
-      </w:r>
-      <w:r>
-        <w:rPr>
-          <w:rFonts w:cstheme="minorHAnsi"/>
-          <w:sz w:val="20"/>
-          <w:szCs w:val="20"/>
-        </w:rPr>
-        <w:t xml:space="preserve"> </w:t>
-      </w:r>
-      <w:r>
-        <w:rPr>
-          <w:rFonts w:cstheme="minorHAnsi"/>
-          <w:sz w:val="20"/>
-          <w:szCs w:val="20"/>
-        </w:rPr>
-        <w:t>qty INT,</w:t>
-      </w:r>
-      <w:r>
-        <w:rPr>
-          <w:rFonts w:cstheme="minorHAnsi"/>
-          <w:sz w:val="20"/>
-          <w:szCs w:val="20"/>
-        </w:rPr>
-        <w:t xml:space="preserve"> </w:t>
-      </w:r>
-      <w:r>
-        <w:rPr>
-          <w:rFonts w:cstheme="minorHAnsi"/>
-          <w:sz w:val="20"/>
-          <w:szCs w:val="20"/>
-        </w:rPr>
-        <w:t xml:space="preserve">status </w:t>
+        <w:t xml:space="preserve">CREATE TABLE shop_orders (order_id INT PRIMARY KEY, product_id INT, qty INT, status </w:t>
       </w:r>
       <w:proofErr w:type="gramStart"/>
       <w:r>
@@ -4542,40 +5165,18 @@
           <w:sz w:val="20"/>
           <w:szCs w:val="20"/>
         </w:rPr>
-        <w:t>20)</w:t>
-      </w:r>
-      <w:r>
-        <w:rPr>
-          <w:rFonts w:cstheme="minorHAnsi"/>
-          <w:sz w:val="20"/>
-          <w:szCs w:val="20"/>
-        </w:rPr>
-        <w:t xml:space="preserve"> </w:t>
-      </w:r>
-      <w:r>
-        <w:rPr>
-          <w:rFonts w:cstheme="minorHAnsi"/>
-          <w:sz w:val="20"/>
-          <w:szCs w:val="20"/>
-        </w:rPr>
-        <w:t>DEFAULT 'PLACED</w:t>
-      </w:r>
-      <w:r>
-        <w:rPr>
-          <w:rFonts w:cstheme="minorHAnsi"/>
-          <w:sz w:val="20"/>
-          <w:szCs w:val="20"/>
-        </w:rPr>
-        <w:t>')</w:t>
-      </w:r>
-      <w:r>
-        <w:rPr>
-          <w:rFonts w:cstheme="minorHAnsi"/>
-          <w:sz w:val="20"/>
-          <w:szCs w:val="20"/>
-        </w:rPr>
-        <w:t>;</w:t>
-      </w:r>
+        <w:t>20) DEFAULT 'PLACED'</w:t>
+      </w:r>
+      <w:proofErr w:type="gramStart"/>
+      <w:r>
+        <w:rPr>
+          <w:rFonts w:cstheme="minorHAnsi"/>
+          <w:sz w:val="20"/>
+          <w:szCs w:val="20"/>
+        </w:rPr>
+        <w:t>);</w:t>
+      </w:r>
+      <w:proofErr w:type="gramEnd"/>
     </w:p>
     <w:p>
       <w:pPr>
@@ -4608,56 +5209,36 @@
           <w:sz w:val="20"/>
           <w:szCs w:val="20"/>
         </w:rPr>
-        <w:t>CREATE TABLE shop_products (product_id INT PRIMARY KEY,</w:t>
-      </w:r>
-      <w:r>
-        <w:rPr>
-          <w:rFonts w:cstheme="minorHAnsi"/>
-          <w:sz w:val="20"/>
-          <w:szCs w:val="20"/>
-        </w:rPr>
-        <w:t xml:space="preserve"> </w:t>
-      </w:r>
-      <w:r>
-        <w:rPr>
-          <w:rFonts w:cstheme="minorHAnsi"/>
-          <w:sz w:val="20"/>
-          <w:szCs w:val="20"/>
-        </w:rPr>
-        <w:t>product_name VARCHAR(50),</w:t>
-      </w:r>
-      <w:r>
-        <w:rPr>
-          <w:rFonts w:cstheme="minorHAnsi"/>
-          <w:sz w:val="20"/>
-          <w:szCs w:val="20"/>
-        </w:rPr>
-        <w:t xml:space="preserve"> </w:t>
-      </w:r>
-      <w:r>
-        <w:rPr>
-          <w:rFonts w:cstheme="minorHAnsi"/>
-          <w:sz w:val="20"/>
-          <w:szCs w:val="20"/>
-        </w:rPr>
-        <w:t xml:space="preserve">stock </w:t>
-      </w:r>
-      <w:r>
-        <w:rPr>
-          <w:rFonts w:cstheme="minorHAnsi"/>
-          <w:sz w:val="20"/>
-          <w:szCs w:val="20"/>
-        </w:rPr>
-        <w:t>INT)</w:t>
-      </w:r>
-      <w:r>
-        <w:rPr>
-          <w:rFonts w:cstheme="minorHAnsi"/>
-          <w:sz w:val="20"/>
-          <w:szCs w:val="20"/>
-        </w:rPr>
-        <w:t>;</w:t>
-      </w:r>
+        <w:t xml:space="preserve">CREATE TABLE shop_products (product_id INT PRIMARY KEY, product_name </w:t>
+      </w:r>
+      <w:proofErr w:type="gramStart"/>
+      <w:r>
+        <w:rPr>
+          <w:rFonts w:cstheme="minorHAnsi"/>
+          <w:sz w:val="20"/>
+          <w:szCs w:val="20"/>
+        </w:rPr>
+        <w:t>VARCHAR(</w:t>
+      </w:r>
+      <w:proofErr w:type="gramEnd"/>
+      <w:r>
+        <w:rPr>
+          <w:rFonts w:cstheme="minorHAnsi"/>
+          <w:sz w:val="20"/>
+          <w:szCs w:val="20"/>
+        </w:rPr>
+        <w:t>50), stock INT</w:t>
+      </w:r>
+      <w:proofErr w:type="gramStart"/>
+      <w:r>
+        <w:rPr>
+          <w:rFonts w:cstheme="minorHAnsi"/>
+          <w:sz w:val="20"/>
+          <w:szCs w:val="20"/>
+        </w:rPr>
+        <w:t>);</w:t>
+      </w:r>
+      <w:proofErr w:type="gramEnd"/>
     </w:p>
     <w:p>
       <w:pPr>
@@ -4689,115 +5270,87 @@
           <w:sz w:val="20"/>
           <w:szCs w:val="20"/>
         </w:rPr>
-        <w:t>CREATE TABLE order_log (log_id INT AUTO_INCREMENT PRIMARY KEY,</w:t>
-      </w:r>
-      <w:r>
-        <w:rPr>
-          <w:rFonts w:cstheme="minorHAnsi"/>
-          <w:sz w:val="20"/>
-          <w:szCs w:val="20"/>
-        </w:rPr>
-        <w:t xml:space="preserve"> </w:t>
-      </w:r>
-      <w:r>
-        <w:rPr>
-          <w:rFonts w:cstheme="minorHAnsi"/>
-          <w:sz w:val="20"/>
-          <w:szCs w:val="20"/>
-        </w:rPr>
-        <w:t>order_id INT,</w:t>
-      </w:r>
-      <w:r>
-        <w:rPr>
-          <w:rFonts w:cstheme="minorHAnsi"/>
-          <w:sz w:val="20"/>
-          <w:szCs w:val="20"/>
-        </w:rPr>
-        <w:t xml:space="preserve"> </w:t>
-      </w:r>
-      <w:r>
-        <w:rPr>
-          <w:rFonts w:cstheme="minorHAnsi"/>
-          <w:sz w:val="20"/>
-          <w:szCs w:val="20"/>
-        </w:rPr>
-        <w:t xml:space="preserve">action </w:t>
-      </w:r>
-      <w:r>
-        <w:rPr>
-          <w:rFonts w:cstheme="minorHAnsi"/>
-          <w:sz w:val="20"/>
-          <w:szCs w:val="20"/>
-        </w:rPr>
-        <w:t>V</w:t>
-      </w:r>
-      <w:r>
-        <w:rPr>
-          <w:rFonts w:cstheme="minorHAnsi"/>
-          <w:sz w:val="20"/>
-          <w:szCs w:val="20"/>
-        </w:rPr>
-        <w:t>ARCHAR(20),</w:t>
-      </w:r>
-      <w:r>
-        <w:rPr>
-          <w:rFonts w:cstheme="minorHAnsi"/>
-          <w:sz w:val="20"/>
-          <w:szCs w:val="20"/>
-        </w:rPr>
-        <w:t xml:space="preserve"> </w:t>
-      </w:r>
-      <w:r>
-        <w:rPr>
-          <w:rFonts w:cstheme="minorHAnsi"/>
-          <w:sz w:val="20"/>
-          <w:szCs w:val="20"/>
-        </w:rPr>
-        <w:t>log_date DATE DEFAULT CURDATE());</w:t>
-      </w:r>
-    </w:p>
-    <w:p>
-      <w:pPr>
-        <w:spacing w:after="0" w:line="240" w:lineRule="auto"/>
-        <w:rPr>
-          <w:rFonts w:cstheme="minorHAnsi"/>
-          <w:b/>
-          <w:bCs/>
-          <w:sz w:val="20"/>
-          <w:szCs w:val="20"/>
-        </w:rPr>
-      </w:pPr>
-    </w:p>
-    <w:p>
-      <w:pPr>
-        <w:spacing w:after="0" w:line="240" w:lineRule="auto"/>
-        <w:rPr>
-          <w:rFonts w:cstheme="minorHAnsi"/>
-          <w:b/>
-          <w:bCs/>
-          <w:sz w:val="20"/>
-          <w:szCs w:val="20"/>
-        </w:rPr>
-      </w:pPr>
-      <w:r>
-        <w:rPr>
-          <w:rFonts w:cstheme="minorHAnsi"/>
-          <w:b/>
-          <w:bCs/>
-          <w:sz w:val="20"/>
-          <w:szCs w:val="20"/>
-        </w:rPr>
-        <w:t>8.1. UDF to Check Status Before Cancelling</w:t>
-      </w:r>
-      <w:r>
-        <w:rPr>
-          <w:rFonts w:cstheme="minorHAnsi"/>
-          <w:b/>
-          <w:bCs/>
-          <w:sz w:val="20"/>
-          <w:szCs w:val="20"/>
-        </w:rPr>
-        <w:t xml:space="preserve"> (use the above tables)</w:t>
+        <w:t xml:space="preserve">CREATE TABLE order_log (log_id INT AUTO_INCREMENT PRIMARY KEY, order_id INT, action </w:t>
+      </w:r>
+      <w:proofErr w:type="gramStart"/>
+      <w:r>
+        <w:rPr>
+          <w:rFonts w:cstheme="minorHAnsi"/>
+          <w:sz w:val="20"/>
+          <w:szCs w:val="20"/>
+        </w:rPr>
+        <w:t>VARCHAR(</w:t>
+      </w:r>
+      <w:proofErr w:type="gramEnd"/>
+      <w:r>
+        <w:rPr>
+          <w:rFonts w:cstheme="minorHAnsi"/>
+          <w:sz w:val="20"/>
+          <w:szCs w:val="20"/>
+        </w:rPr>
+        <w:t xml:space="preserve">20), log_date DATE DEFAULT </w:t>
+      </w:r>
+      <w:proofErr w:type="gramStart"/>
+      <w:r>
+        <w:rPr>
+          <w:rFonts w:cstheme="minorHAnsi"/>
+          <w:sz w:val="20"/>
+          <w:szCs w:val="20"/>
+        </w:rPr>
+        <w:t>CURDATE(</w:t>
+      </w:r>
+      <w:proofErr w:type="gramEnd"/>
+      <w:r>
+        <w:rPr>
+          <w:rFonts w:cstheme="minorHAnsi"/>
+          <w:sz w:val="20"/>
+          <w:szCs w:val="20"/>
+        </w:rPr>
+        <w:t>)</w:t>
+      </w:r>
+      <w:proofErr w:type="gramStart"/>
+      <w:r>
+        <w:rPr>
+          <w:rFonts w:cstheme="minorHAnsi"/>
+          <w:sz w:val="20"/>
+          <w:szCs w:val="20"/>
+        </w:rPr>
+        <w:t>);</w:t>
+      </w:r>
+      <w:proofErr w:type="gramEnd"/>
+    </w:p>
+    <w:p>
+      <w:pPr>
+        <w:spacing w:after="0" w:line="240" w:lineRule="auto"/>
+        <w:rPr>
+          <w:rFonts w:cstheme="minorHAnsi"/>
+          <w:b/>
+          <w:bCs/>
+          <w:sz w:val="20"/>
+          <w:szCs w:val="20"/>
+        </w:rPr>
+      </w:pPr>
+    </w:p>
+    <w:p>
+      <w:pPr>
+        <w:spacing w:after="0" w:line="240" w:lineRule="auto"/>
+        <w:rPr>
+          <w:rFonts w:cstheme="minorHAnsi"/>
+          <w:b/>
+          <w:bCs/>
+          <w:sz w:val="20"/>
+          <w:szCs w:val="20"/>
+        </w:rPr>
+      </w:pPr>
+      <w:r>
+        <w:rPr>
+          <w:rFonts w:cstheme="minorHAnsi"/>
+          <w:b/>
+          <w:bCs/>
+          <w:sz w:val="20"/>
+          <w:szCs w:val="20"/>
+        </w:rPr>
+        <w:t>8.1. UDF to Check Status Before Cancelling (use the above tables)</w:t>
       </w:r>
     </w:p>
     <w:p>
@@ -4838,15 +5391,25 @@
           <w:sz w:val="20"/>
           <w:szCs w:val="20"/>
         </w:rPr>
-        <w:t xml:space="preserve"> </w:t>
-      </w:r>
-      <w:r>
-        <w:rPr>
-          <w:rFonts w:cstheme="minorHAnsi"/>
-          <w:sz w:val="20"/>
-          <w:szCs w:val="20"/>
-        </w:rPr>
-        <w:t>check_order_status(p_order_id INT)</w:t>
+        <w:t xml:space="preserve"> check_order_</w:t>
+      </w:r>
+      <w:proofErr w:type="gramStart"/>
+      <w:r>
+        <w:rPr>
+          <w:rFonts w:cstheme="minorHAnsi"/>
+          <w:sz w:val="20"/>
+          <w:szCs w:val="20"/>
+        </w:rPr>
+        <w:t>status(</w:t>
+      </w:r>
+      <w:proofErr w:type="gramEnd"/>
+      <w:r>
+        <w:rPr>
+          <w:rFonts w:cstheme="minorHAnsi"/>
+          <w:sz w:val="20"/>
+          <w:szCs w:val="20"/>
+        </w:rPr>
+        <w:t>p_order_id INT)</w:t>
       </w:r>
     </w:p>
     <w:p>
@@ -4914,17 +5477,7 @@
           <w:sz w:val="20"/>
           <w:szCs w:val="20"/>
         </w:rPr>
-        <w:t xml:space="preserve">8.2. </w:t>
-      </w:r>
-      <w:r>
-        <w:rPr>
-          <w:rFonts w:cstheme="minorHAnsi"/>
-          <w:b/>
-          <w:bCs/>
-          <w:sz w:val="20"/>
-          <w:szCs w:val="20"/>
-        </w:rPr>
-        <w:t>UDF to Return Total Cancelled Orders for a Product</w:t>
+        <w:t>8.2. UDF to Return Total Cancelled Orders for a Product</w:t>
       </w:r>
     </w:p>
     <w:p>
@@ -4965,15 +5518,25 @@
           <w:sz w:val="20"/>
           <w:szCs w:val="20"/>
         </w:rPr>
-        <w:t xml:space="preserve"> </w:t>
-      </w:r>
-      <w:r>
-        <w:rPr>
-          <w:rFonts w:cstheme="minorHAnsi"/>
-          <w:sz w:val="20"/>
-          <w:szCs w:val="20"/>
-        </w:rPr>
-        <w:t>product_cancel_count(p_product_id INT)</w:t>
+        <w:t xml:space="preserve"> product_cancel_</w:t>
+      </w:r>
+      <w:proofErr w:type="gramStart"/>
+      <w:r>
+        <w:rPr>
+          <w:rFonts w:cstheme="minorHAnsi"/>
+          <w:sz w:val="20"/>
+          <w:szCs w:val="20"/>
+        </w:rPr>
+        <w:t>count(</w:t>
+      </w:r>
+      <w:proofErr w:type="gramEnd"/>
+      <w:r>
+        <w:rPr>
+          <w:rFonts w:cstheme="minorHAnsi"/>
+          <w:sz w:val="20"/>
+          <w:szCs w:val="20"/>
+        </w:rPr>
+        <w:t>p_product_id INT)</w:t>
       </w:r>
     </w:p>
     <w:p>
@@ -5036,57 +5599,47 @@
           <w:sz w:val="20"/>
           <w:szCs w:val="20"/>
         </w:rPr>
-        <w:t xml:space="preserve"> </w:t>
-      </w:r>
-      <w:r>
-        <w:rPr>
-          <w:rFonts w:cstheme="minorHAnsi"/>
-          <w:sz w:val="20"/>
-          <w:szCs w:val="20"/>
-        </w:rPr>
-        <w:t>get_stock(p_product_id INT)</w:t>
-      </w:r>
-    </w:p>
-    <w:p>
-      <w:pPr>
-        <w:spacing w:after="0" w:line="240" w:lineRule="auto"/>
-        <w:rPr>
-          <w:rFonts w:cstheme="minorHAnsi"/>
-          <w:b/>
-          <w:bCs/>
-          <w:sz w:val="20"/>
-          <w:szCs w:val="20"/>
-        </w:rPr>
-      </w:pPr>
-      <w:r>
-        <w:rPr>
-          <w:rFonts w:cstheme="minorHAnsi"/>
-          <w:b/>
-          <w:bCs/>
-          <w:sz w:val="20"/>
-          <w:szCs w:val="20"/>
-        </w:rPr>
-        <w:t xml:space="preserve">8.4. </w:t>
-      </w:r>
-      <w:r>
-        <w:rPr>
-          <w:rFonts w:cstheme="minorHAnsi"/>
-          <w:b/>
-          <w:bCs/>
-          <w:sz w:val="20"/>
-          <w:szCs w:val="20"/>
-        </w:rPr>
-        <w:t xml:space="preserve">UDF to </w:t>
-      </w:r>
-      <w:r>
-        <w:rPr>
-          <w:rFonts w:cstheme="minorHAnsi"/>
-          <w:b/>
-          <w:bCs/>
-          <w:sz w:val="20"/>
-          <w:szCs w:val="20"/>
-        </w:rPr>
-        <w:t>Return Total Cancelled Quantity of a Product</w:t>
+        <w:t xml:space="preserve"> get_</w:t>
+      </w:r>
+      <w:proofErr w:type="gramStart"/>
+      <w:r>
+        <w:rPr>
+          <w:rFonts w:cstheme="minorHAnsi"/>
+          <w:sz w:val="20"/>
+          <w:szCs w:val="20"/>
+        </w:rPr>
+        <w:t>stock(</w:t>
+      </w:r>
+      <w:proofErr w:type="gramEnd"/>
+      <w:r>
+        <w:rPr>
+          <w:rFonts w:cstheme="minorHAnsi"/>
+          <w:sz w:val="20"/>
+          <w:szCs w:val="20"/>
+        </w:rPr>
+        <w:t>p_product_id INT)</w:t>
+      </w:r>
+    </w:p>
+    <w:p>
+      <w:pPr>
+        <w:spacing w:after="0" w:line="240" w:lineRule="auto"/>
+        <w:rPr>
+          <w:rFonts w:cstheme="minorHAnsi"/>
+          <w:b/>
+          <w:bCs/>
+          <w:sz w:val="20"/>
+          <w:szCs w:val="20"/>
+        </w:rPr>
+      </w:pPr>
+      <w:r>
+        <w:rPr>
+          <w:rFonts w:cstheme="minorHAnsi"/>
+          <w:b/>
+          <w:bCs/>
+          <w:sz w:val="20"/>
+          <w:szCs w:val="20"/>
+        </w:rPr>
+        <w:t>8.4. UDF to Return Total Cancelled Quantity of a Product</w:t>
       </w:r>
     </w:p>
     <w:p>
@@ -5127,97 +5680,47 @@
           <w:sz w:val="20"/>
           <w:szCs w:val="20"/>
         </w:rPr>
-        <w:t xml:space="preserve"> </w:t>
-      </w:r>
-      <w:r>
-        <w:rPr>
-          <w:rFonts w:cstheme="minorHAnsi"/>
-          <w:sz w:val="20"/>
-          <w:szCs w:val="20"/>
-        </w:rPr>
-        <w:t>product_cancelled_qty(p_product_id INT)</w:t>
-      </w:r>
-    </w:p>
-    <w:p>
-      <w:pPr>
-        <w:spacing w:after="0" w:line="240" w:lineRule="auto"/>
-        <w:rPr>
-          <w:rFonts w:cstheme="minorHAnsi"/>
-          <w:b/>
-          <w:bCs/>
-          <w:sz w:val="20"/>
-          <w:szCs w:val="20"/>
-        </w:rPr>
-      </w:pPr>
-      <w:r>
-        <w:rPr>
-          <w:rFonts w:cstheme="minorHAnsi"/>
-          <w:b/>
-          <w:bCs/>
-          <w:sz w:val="20"/>
-          <w:szCs w:val="20"/>
-        </w:rPr>
-        <w:t>8.5.</w:t>
-      </w:r>
-      <w:r>
-        <w:rPr>
-          <w:rFonts w:cstheme="minorHAnsi"/>
-          <w:b/>
-          <w:bCs/>
-          <w:sz w:val="20"/>
-          <w:szCs w:val="20"/>
-        </w:rPr>
-        <w:t>a.</w:t>
-      </w:r>
-      <w:r>
-        <w:rPr>
-          <w:rFonts w:cstheme="minorHAnsi"/>
-          <w:b/>
-          <w:bCs/>
-          <w:sz w:val="20"/>
-          <w:szCs w:val="20"/>
-        </w:rPr>
-        <w:t xml:space="preserve"> </w:t>
-      </w:r>
-      <w:r>
-        <w:rPr>
-          <w:rFonts w:cstheme="minorHAnsi"/>
-          <w:b/>
-          <w:bCs/>
-          <w:sz w:val="20"/>
-          <w:szCs w:val="20"/>
-        </w:rPr>
-        <w:t xml:space="preserve">UDF to </w:t>
-      </w:r>
-      <w:r>
-        <w:rPr>
-          <w:rFonts w:cstheme="minorHAnsi"/>
-          <w:b/>
-          <w:bCs/>
-          <w:sz w:val="20"/>
-          <w:szCs w:val="20"/>
-        </w:rPr>
-        <w:t xml:space="preserve">Return </w:t>
-      </w:r>
-      <w:r>
-        <w:rPr>
-          <w:rFonts w:cstheme="minorHAnsi"/>
-          <w:b/>
-          <w:bCs/>
-          <w:sz w:val="20"/>
-          <w:szCs w:val="20"/>
-        </w:rPr>
-        <w:t>First</w:t>
-      </w:r>
-      <w:r>
-        <w:rPr>
-          <w:rFonts w:cstheme="minorHAnsi"/>
-          <w:b/>
-          <w:bCs/>
-          <w:sz w:val="20"/>
-          <w:szCs w:val="20"/>
-        </w:rPr>
-        <w:t xml:space="preserve"> Action of an Order</w:t>
+        <w:t xml:space="preserve"> product_cancelled_</w:t>
+      </w:r>
+      <w:proofErr w:type="gramStart"/>
+      <w:r>
+        <w:rPr>
+          <w:rFonts w:cstheme="minorHAnsi"/>
+          <w:sz w:val="20"/>
+          <w:szCs w:val="20"/>
+        </w:rPr>
+        <w:t>qty(</w:t>
+      </w:r>
+      <w:proofErr w:type="gramEnd"/>
+      <w:r>
+        <w:rPr>
+          <w:rFonts w:cstheme="minorHAnsi"/>
+          <w:sz w:val="20"/>
+          <w:szCs w:val="20"/>
+        </w:rPr>
+        <w:t>p_product_id INT)</w:t>
+      </w:r>
+    </w:p>
+    <w:p>
+      <w:pPr>
+        <w:spacing w:after="0" w:line="240" w:lineRule="auto"/>
+        <w:rPr>
+          <w:rFonts w:cstheme="minorHAnsi"/>
+          <w:b/>
+          <w:bCs/>
+          <w:sz w:val="20"/>
+          <w:szCs w:val="20"/>
+        </w:rPr>
+      </w:pPr>
+      <w:r>
+        <w:rPr>
+          <w:rFonts w:cstheme="minorHAnsi"/>
+          <w:b/>
+          <w:bCs/>
+          <w:sz w:val="20"/>
+          <w:szCs w:val="20"/>
+        </w:rPr>
+        <w:t>8.5.a. UDF to Return First Action of an Order</w:t>
       </w:r>
     </w:p>
     <w:p>
@@ -5258,15 +5761,25 @@
           <w:sz w:val="20"/>
           <w:szCs w:val="20"/>
         </w:rPr>
-        <w:t xml:space="preserve"> </w:t>
-      </w:r>
-      <w:r>
-        <w:rPr>
-          <w:rFonts w:cstheme="minorHAnsi"/>
-          <w:sz w:val="20"/>
-          <w:szCs w:val="20"/>
-        </w:rPr>
-        <w:t>first_order_action(p_order_id INT)</w:t>
+        <w:t xml:space="preserve"> first_order_</w:t>
+      </w:r>
+      <w:proofErr w:type="gramStart"/>
+      <w:r>
+        <w:rPr>
+          <w:rFonts w:cstheme="minorHAnsi"/>
+          <w:sz w:val="20"/>
+          <w:szCs w:val="20"/>
+        </w:rPr>
+        <w:t>action(</w:t>
+      </w:r>
+      <w:proofErr w:type="gramEnd"/>
+      <w:r>
+        <w:rPr>
+          <w:rFonts w:cstheme="minorHAnsi"/>
+          <w:sz w:val="20"/>
+          <w:szCs w:val="20"/>
+        </w:rPr>
+        <w:t>p_order_id INT)</w:t>
       </w:r>
     </w:p>
     <w:p>
@@ -5329,57 +5842,47 @@
           <w:sz w:val="20"/>
           <w:szCs w:val="20"/>
         </w:rPr>
-        <w:t xml:space="preserve"> </w:t>
-      </w:r>
-      <w:r>
-        <w:rPr>
-          <w:rFonts w:cstheme="minorHAnsi"/>
-          <w:sz w:val="20"/>
-          <w:szCs w:val="20"/>
-        </w:rPr>
-        <w:t>last_order_action(p_order_id INT)</w:t>
-      </w:r>
-    </w:p>
-    <w:p>
-      <w:pPr>
-        <w:spacing w:after="0" w:line="240" w:lineRule="auto"/>
-        <w:rPr>
-          <w:rFonts w:cstheme="minorHAnsi"/>
-          <w:b/>
-          <w:bCs/>
-          <w:sz w:val="20"/>
-          <w:szCs w:val="20"/>
-        </w:rPr>
-      </w:pPr>
-      <w:r>
-        <w:rPr>
-          <w:rFonts w:cstheme="minorHAnsi"/>
-          <w:b/>
-          <w:bCs/>
-          <w:sz w:val="20"/>
-          <w:szCs w:val="20"/>
-        </w:rPr>
-        <w:t xml:space="preserve">8.6. </w:t>
-      </w:r>
-      <w:r>
-        <w:rPr>
-          <w:rFonts w:cstheme="minorHAnsi"/>
-          <w:b/>
-          <w:bCs/>
-          <w:sz w:val="20"/>
-          <w:szCs w:val="20"/>
-        </w:rPr>
-        <w:t xml:space="preserve">UDF to </w:t>
-      </w:r>
-      <w:r>
-        <w:rPr>
-          <w:rFonts w:cstheme="minorHAnsi"/>
-          <w:b/>
-          <w:bCs/>
-          <w:sz w:val="20"/>
-          <w:szCs w:val="20"/>
-        </w:rPr>
-        <w:t>Check if Product is Out of Stock</w:t>
+        <w:t xml:space="preserve"> last_order_</w:t>
+      </w:r>
+      <w:proofErr w:type="gramStart"/>
+      <w:r>
+        <w:rPr>
+          <w:rFonts w:cstheme="minorHAnsi"/>
+          <w:sz w:val="20"/>
+          <w:szCs w:val="20"/>
+        </w:rPr>
+        <w:t>action(</w:t>
+      </w:r>
+      <w:proofErr w:type="gramEnd"/>
+      <w:r>
+        <w:rPr>
+          <w:rFonts w:cstheme="minorHAnsi"/>
+          <w:sz w:val="20"/>
+          <w:szCs w:val="20"/>
+        </w:rPr>
+        <w:t>p_order_id INT)</w:t>
+      </w:r>
+    </w:p>
+    <w:p>
+      <w:pPr>
+        <w:spacing w:after="0" w:line="240" w:lineRule="auto"/>
+        <w:rPr>
+          <w:rFonts w:cstheme="minorHAnsi"/>
+          <w:b/>
+          <w:bCs/>
+          <w:sz w:val="20"/>
+          <w:szCs w:val="20"/>
+        </w:rPr>
+      </w:pPr>
+      <w:r>
+        <w:rPr>
+          <w:rFonts w:cstheme="minorHAnsi"/>
+          <w:b/>
+          <w:bCs/>
+          <w:sz w:val="20"/>
+          <w:szCs w:val="20"/>
+        </w:rPr>
+        <w:t>8.6. UDF to Check if Product is Out of Stock</w:t>
       </w:r>
     </w:p>
     <w:p>
@@ -5420,15 +5923,25 @@
           <w:sz w:val="20"/>
           <w:szCs w:val="20"/>
         </w:rPr>
-        <w:t xml:space="preserve"> </w:t>
-      </w:r>
-      <w:r>
-        <w:rPr>
-          <w:rFonts w:cstheme="minorHAnsi"/>
-          <w:sz w:val="20"/>
-          <w:szCs w:val="20"/>
-        </w:rPr>
-        <w:t>is_out_of_stock(p_product_id INT)</w:t>
+        <w:t xml:space="preserve"> is_out_of_</w:t>
+      </w:r>
+      <w:proofErr w:type="gramStart"/>
+      <w:r>
+        <w:rPr>
+          <w:rFonts w:cstheme="minorHAnsi"/>
+          <w:sz w:val="20"/>
+          <w:szCs w:val="20"/>
+        </w:rPr>
+        <w:t>stock(</w:t>
+      </w:r>
+      <w:proofErr w:type="gramEnd"/>
+      <w:r>
+        <w:rPr>
+          <w:rFonts w:cstheme="minorHAnsi"/>
+          <w:sz w:val="20"/>
+          <w:szCs w:val="20"/>
+        </w:rPr>
+        <w:t>p_product_id INT)</w:t>
       </w:r>
     </w:p>
     <w:p>
@@ -5491,15 +6004,7 @@
           <w:sz w:val="20"/>
           <w:szCs w:val="20"/>
         </w:rPr>
-        <w:t xml:space="preserve"> </w:t>
-      </w:r>
-      <w:r>
-        <w:rPr>
-          <w:rFonts w:cstheme="minorHAnsi"/>
-          <w:sz w:val="20"/>
-          <w:szCs w:val="20"/>
-        </w:rPr>
-        <w:t>get_order_</w:t>
+        <w:t xml:space="preserve"> get_order_</w:t>
       </w:r>
       <w:proofErr w:type="gramStart"/>
       <w:r>
@@ -5539,17 +6044,29 @@
           <w:sz w:val="20"/>
           <w:szCs w:val="20"/>
         </w:rPr>
-        <w:t xml:space="preserve">8.8. UDF to </w:t>
-      </w:r>
-      <w:r>
-        <w:rPr>
-          <w:rFonts w:cstheme="minorHAnsi"/>
-          <w:b/>
-          <w:bCs/>
-          <w:sz w:val="20"/>
-          <w:szCs w:val="20"/>
-        </w:rPr>
-        <w:t>Check if Order Can Be Cancelled, if order status is ‘Placed’</w:t>
+        <w:t xml:space="preserve">8.8. UDF to Check if Order Can Be </w:t>
+      </w:r>
+      <w:proofErr w:type="gramStart"/>
+      <w:r>
+        <w:rPr>
+          <w:rFonts w:cstheme="minorHAnsi"/>
+          <w:b/>
+          <w:bCs/>
+          <w:sz w:val="20"/>
+          <w:szCs w:val="20"/>
+        </w:rPr>
+        <w:t>Cancelled, if</w:t>
+      </w:r>
+      <w:proofErr w:type="gramEnd"/>
+      <w:r>
+        <w:rPr>
+          <w:rFonts w:cstheme="minorHAnsi"/>
+          <w:b/>
+          <w:bCs/>
+          <w:sz w:val="20"/>
+          <w:szCs w:val="20"/>
+        </w:rPr>
+        <w:t xml:space="preserve"> order status is ‘Placed’</w:t>
       </w:r>
     </w:p>
     <w:p>
@@ -5590,15 +6107,7 @@
           <w:sz w:val="20"/>
           <w:szCs w:val="20"/>
         </w:rPr>
-        <w:t xml:space="preserve"> </w:t>
-      </w:r>
-      <w:r>
-        <w:rPr>
-          <w:rFonts w:cstheme="minorHAnsi"/>
-          <w:sz w:val="20"/>
-          <w:szCs w:val="20"/>
-        </w:rPr>
-        <w:t>can_</w:t>
+        <w:t xml:space="preserve"> can_</w:t>
       </w:r>
       <w:proofErr w:type="gramStart"/>
       <w:r>
@@ -5638,27 +6147,7 @@
           <w:sz w:val="20"/>
           <w:szCs w:val="20"/>
         </w:rPr>
-        <w:t>8.9. UDF to</w:t>
-      </w:r>
-      <w:r>
-        <w:rPr>
-          <w:rFonts w:cstheme="minorHAnsi"/>
-          <w:b/>
-          <w:bCs/>
-          <w:sz w:val="20"/>
-          <w:szCs w:val="20"/>
-        </w:rPr>
-        <w:t xml:space="preserve"> Return </w:t>
-      </w:r>
-      <w:r>
-        <w:rPr>
-          <w:rFonts w:cstheme="minorHAnsi"/>
-          <w:b/>
-          <w:bCs/>
-          <w:sz w:val="20"/>
-          <w:szCs w:val="20"/>
-        </w:rPr>
-        <w:t>Days Since Order Placement</w:t>
+        <w:t>8.9. UDF to Return Days Since Order Placement</w:t>
       </w:r>
     </w:p>
     <w:p>
@@ -5699,15 +6188,7 @@
           <w:sz w:val="20"/>
           <w:szCs w:val="20"/>
         </w:rPr>
-        <w:t xml:space="preserve"> </w:t>
-      </w:r>
-      <w:r>
-        <w:rPr>
-          <w:rFonts w:cstheme="minorHAnsi"/>
-          <w:sz w:val="20"/>
-          <w:szCs w:val="20"/>
-        </w:rPr>
-        <w:t>days_since_</w:t>
+        <w:t xml:space="preserve"> days_since_</w:t>
       </w:r>
       <w:proofErr w:type="gramStart"/>
       <w:r>
@@ -5824,8 +6305,18 @@
           <w:sz w:val="20"/>
           <w:szCs w:val="20"/>
         </w:rPr>
-        <w:t xml:space="preserve"> promote_students(p_course_id)</w:t>
-      </w:r>
+        <w:t xml:space="preserve"> </w:t>
+      </w:r>
+      <w:proofErr w:type="gramStart"/>
+      <w:r>
+        <w:rPr>
+          <w:rFonts w:cstheme="minorHAnsi"/>
+          <w:sz w:val="20"/>
+          <w:szCs w:val="20"/>
+        </w:rPr>
+        <w:t>promote_students(p_course_id)</w:t>
+      </w:r>
+      <w:proofErr w:type="gramEnd"/>
     </w:p>
     <w:p>
       <w:pPr>
@@ -5918,8 +6409,18 @@
           <w:sz w:val="20"/>
           <w:szCs w:val="20"/>
         </w:rPr>
-        <w:t>CREATE TABLE student_academic (student_id INT PRIMARY KEY, course_id INT, semester INT, marks INT);</w:t>
-      </w:r>
+        <w:t>CREATE TABLE student_academic (student_id INT PRIMARY KEY, course_id INT, semester INT, marks INT</w:t>
+      </w:r>
+      <w:proofErr w:type="gramStart"/>
+      <w:r>
+        <w:rPr>
+          <w:rFonts w:cstheme="minorHAnsi"/>
+          <w:sz w:val="20"/>
+          <w:szCs w:val="20"/>
+        </w:rPr>
+        <w:t>);</w:t>
+      </w:r>
+      <w:proofErr w:type="gramEnd"/>
     </w:p>
     <w:p>
       <w:pPr>
@@ -6050,15 +6551,7 @@
           <w:sz w:val="20"/>
           <w:szCs w:val="20"/>
         </w:rPr>
-        <w:t xml:space="preserve"> </w:t>
-      </w:r>
-      <w:r>
-        <w:rPr>
-          <w:rFonts w:cstheme="minorHAnsi"/>
-          <w:sz w:val="20"/>
-          <w:szCs w:val="20"/>
-        </w:rPr>
-        <w:t>check_</w:t>
+        <w:t xml:space="preserve"> check_</w:t>
       </w:r>
       <w:proofErr w:type="gramStart"/>
       <w:r>
@@ -6152,6 +6645,7 @@
           <w:sz w:val="20"/>
           <w:szCs w:val="20"/>
         </w:rPr>
+        <w:lastRenderedPageBreak/>
         <w:t>Table Structure</w:t>
       </w:r>
     </w:p>
@@ -6193,8 +6687,18 @@
           <w:sz w:val="20"/>
           <w:szCs w:val="20"/>
         </w:rPr>
-        <w:t>20) DEFAULT 'Available');</w:t>
-      </w:r>
+        <w:t>20) DEFAULT 'Available'</w:t>
+      </w:r>
+      <w:proofErr w:type="gramStart"/>
+      <w:r>
+        <w:rPr>
+          <w:rFonts w:cstheme="minorHAnsi"/>
+          <w:sz w:val="20"/>
+          <w:szCs w:val="20"/>
+        </w:rPr>
+        <w:t>);</w:t>
+      </w:r>
+      <w:proofErr w:type="gramEnd"/>
     </w:p>
     <w:p>
       <w:pPr>
@@ -6227,39 +6731,7 @@
           <w:sz w:val="20"/>
           <w:szCs w:val="20"/>
         </w:rPr>
-        <w:t xml:space="preserve">CREATE TABLE checkin_log (log_id INT AUTO_INCREMENT PRIMARY KEY, guest_id INT, </w:t>
-      </w:r>
-      <w:r>
-        <w:rPr>
-          <w:rFonts w:cstheme="minorHAnsi"/>
-          <w:sz w:val="20"/>
-          <w:szCs w:val="20"/>
-        </w:rPr>
-        <w:t>r</w:t>
-      </w:r>
-      <w:r>
-        <w:rPr>
-          <w:rFonts w:cstheme="minorHAnsi"/>
-          <w:sz w:val="20"/>
-          <w:szCs w:val="20"/>
-        </w:rPr>
-        <w:t>oom_no INT,</w:t>
-      </w:r>
-      <w:r>
-        <w:rPr>
-          <w:rFonts w:cstheme="minorHAnsi"/>
-          <w:sz w:val="20"/>
-          <w:szCs w:val="20"/>
-        </w:rPr>
-        <w:t xml:space="preserve"> </w:t>
-      </w:r>
-      <w:r>
-        <w:rPr>
-          <w:rFonts w:cstheme="minorHAnsi"/>
-          <w:sz w:val="20"/>
-          <w:szCs w:val="20"/>
-        </w:rPr>
-        <w:t xml:space="preserve">checkin_date DATE DEFAULT </w:t>
+        <w:t xml:space="preserve">CREATE TABLE checkin_log (log_id INT AUTO_INCREMENT PRIMARY KEY, guest_id INT, room_no INT, checkin_date DATE DEFAULT </w:t>
       </w:r>
       <w:proofErr w:type="gramStart"/>
       <w:r>
@@ -6279,6 +6751,7 @@
         </w:rPr>
         <w:t>)</w:t>
       </w:r>
+      <w:proofErr w:type="gramStart"/>
       <w:r>
         <w:rPr>
           <w:rFonts w:cstheme="minorHAnsi"/>
@@ -6287,6 +6760,7 @@
         </w:rPr>
         <w:t>);</w:t>
       </w:r>
+      <w:proofErr w:type="gramEnd"/>
     </w:p>
     <w:p>
       <w:pPr>
@@ -6469,8 +6943,18 @@
           <w:sz w:val="20"/>
           <w:szCs w:val="20"/>
         </w:rPr>
-        <w:t>CREATE TABLE Inventory (inventory_id INT NOT NULL AUTO_INCREMENT PRIMARY KEY, product_id INT, quantity INT DEFAULT 0, reorder_level INT DEFAULT 10, last_updated DATE DEFAULT (CURRENT_DATE), FOREIGN KEY (product_id) REFERENCES Products(product_id));</w:t>
-      </w:r>
+        <w:t>CREATE TABLE Inventory (inventory_id INT NOT NULL AUTO_INCREMENT PRIMARY KEY, product_id INT, quantity INT DEFAULT 0, reorder_level INT DEFAULT 10, last_updated DATE DEFAULT (CURRENT_DATE), FOREIGN KEY (product_id) REFERENCES Products(product_id)</w:t>
+      </w:r>
+      <w:proofErr w:type="gramStart"/>
+      <w:r>
+        <w:rPr>
+          <w:rFonts w:cstheme="minorHAnsi"/>
+          <w:sz w:val="20"/>
+          <w:szCs w:val="20"/>
+        </w:rPr>
+        <w:t>);</w:t>
+      </w:r>
+      <w:proofErr w:type="gramEnd"/>
     </w:p>
     <w:p>
       <w:pPr>
@@ -6521,269 +7005,280 @@
           <w:sz w:val="20"/>
           <w:szCs w:val="20"/>
         </w:rPr>
-        <w:t>20) DEFAULT 'pending', FOREIGN KEY (inventory_id) REFERENCES Inventory(inventory_id));</w:t>
-      </w:r>
-    </w:p>
-    <w:p>
-      <w:pPr>
-        <w:spacing w:after="0" w:line="240" w:lineRule="auto"/>
-        <w:rPr>
-          <w:rFonts w:cstheme="minorHAnsi"/>
-          <w:sz w:val="20"/>
-          <w:szCs w:val="20"/>
-        </w:rPr>
-      </w:pPr>
-    </w:p>
-    <w:p>
-      <w:pPr>
-        <w:spacing w:after="0" w:line="240" w:lineRule="auto"/>
-        <w:rPr>
-          <w:rFonts w:cstheme="minorHAnsi"/>
-          <w:sz w:val="20"/>
-          <w:szCs w:val="20"/>
-        </w:rPr>
-      </w:pPr>
-    </w:p>
-    <w:p>
-      <w:pPr>
-        <w:spacing w:after="0" w:line="240" w:lineRule="auto"/>
-        <w:rPr>
-          <w:rFonts w:cstheme="minorHAnsi"/>
-          <w:sz w:val="20"/>
-          <w:szCs w:val="20"/>
-        </w:rPr>
-      </w:pPr>
-    </w:p>
-    <w:p>
-      <w:pPr>
-        <w:spacing w:after="0" w:line="240" w:lineRule="auto"/>
-        <w:rPr>
-          <w:rFonts w:cstheme="minorHAnsi"/>
-          <w:sz w:val="20"/>
-          <w:szCs w:val="20"/>
-        </w:rPr>
-      </w:pPr>
-    </w:p>
-    <w:p>
-      <w:pPr>
-        <w:spacing w:after="0" w:line="240" w:lineRule="auto"/>
-        <w:rPr>
-          <w:rFonts w:cstheme="minorHAnsi"/>
-          <w:sz w:val="20"/>
-          <w:szCs w:val="20"/>
-        </w:rPr>
-      </w:pPr>
-    </w:p>
-    <w:p>
-      <w:pPr>
-        <w:spacing w:after="0" w:line="240" w:lineRule="auto"/>
-        <w:rPr>
-          <w:rFonts w:cstheme="minorHAnsi"/>
-          <w:sz w:val="20"/>
-          <w:szCs w:val="20"/>
-        </w:rPr>
-      </w:pPr>
-    </w:p>
-    <w:p>
-      <w:pPr>
-        <w:spacing w:after="0" w:line="240" w:lineRule="auto"/>
-        <w:rPr>
-          <w:rFonts w:cstheme="minorHAnsi"/>
-          <w:sz w:val="20"/>
-          <w:szCs w:val="20"/>
-        </w:rPr>
-      </w:pPr>
-    </w:p>
-    <w:p>
-      <w:pPr>
-        <w:spacing w:after="0" w:line="240" w:lineRule="auto"/>
-        <w:rPr>
-          <w:rFonts w:cstheme="minorHAnsi"/>
-          <w:sz w:val="20"/>
-          <w:szCs w:val="20"/>
-        </w:rPr>
-      </w:pPr>
-    </w:p>
-    <w:p>
-      <w:pPr>
-        <w:spacing w:after="0" w:line="240" w:lineRule="auto"/>
-        <w:rPr>
-          <w:rFonts w:cstheme="minorHAnsi"/>
-          <w:sz w:val="20"/>
-          <w:szCs w:val="20"/>
-        </w:rPr>
-      </w:pPr>
-    </w:p>
-    <w:p>
-      <w:pPr>
-        <w:spacing w:after="0" w:line="240" w:lineRule="auto"/>
-        <w:rPr>
-          <w:rFonts w:cstheme="minorHAnsi"/>
-          <w:sz w:val="20"/>
-          <w:szCs w:val="20"/>
-        </w:rPr>
-      </w:pPr>
-    </w:p>
-    <w:p>
-      <w:pPr>
-        <w:spacing w:after="0" w:line="240" w:lineRule="auto"/>
-        <w:rPr>
-          <w:rFonts w:cstheme="minorHAnsi"/>
-          <w:sz w:val="20"/>
-          <w:szCs w:val="20"/>
-        </w:rPr>
-      </w:pPr>
-    </w:p>
-    <w:p>
-      <w:pPr>
-        <w:spacing w:after="0" w:line="240" w:lineRule="auto"/>
-        <w:rPr>
-          <w:rFonts w:cstheme="minorHAnsi"/>
-          <w:sz w:val="20"/>
-          <w:szCs w:val="20"/>
-        </w:rPr>
-      </w:pPr>
-    </w:p>
-    <w:p>
-      <w:pPr>
-        <w:spacing w:after="0" w:line="240" w:lineRule="auto"/>
-        <w:rPr>
-          <w:rFonts w:cstheme="minorHAnsi"/>
-          <w:sz w:val="20"/>
-          <w:szCs w:val="20"/>
-        </w:rPr>
-      </w:pPr>
-    </w:p>
-    <w:p>
-      <w:pPr>
-        <w:spacing w:after="0" w:line="240" w:lineRule="auto"/>
-        <w:rPr>
-          <w:rFonts w:cstheme="minorHAnsi"/>
-          <w:sz w:val="20"/>
-          <w:szCs w:val="20"/>
-        </w:rPr>
-      </w:pPr>
-    </w:p>
-    <w:p>
-      <w:pPr>
-        <w:spacing w:after="0" w:line="240" w:lineRule="auto"/>
-        <w:rPr>
-          <w:rFonts w:cstheme="minorHAnsi"/>
-          <w:sz w:val="20"/>
-          <w:szCs w:val="20"/>
-        </w:rPr>
-      </w:pPr>
-    </w:p>
-    <w:p>
-      <w:pPr>
-        <w:spacing w:after="0" w:line="240" w:lineRule="auto"/>
-        <w:rPr>
-          <w:rFonts w:cstheme="minorHAnsi"/>
-          <w:sz w:val="20"/>
-          <w:szCs w:val="20"/>
-        </w:rPr>
-      </w:pPr>
-    </w:p>
-    <w:p>
-      <w:pPr>
-        <w:spacing w:after="0" w:line="240" w:lineRule="auto"/>
-        <w:rPr>
-          <w:rFonts w:cstheme="minorHAnsi"/>
-          <w:sz w:val="20"/>
-          <w:szCs w:val="20"/>
-        </w:rPr>
-      </w:pPr>
-    </w:p>
-    <w:p>
-      <w:pPr>
-        <w:spacing w:after="0" w:line="240" w:lineRule="auto"/>
-        <w:rPr>
-          <w:rFonts w:cstheme="minorHAnsi"/>
-          <w:sz w:val="20"/>
-          <w:szCs w:val="20"/>
-        </w:rPr>
-      </w:pPr>
-    </w:p>
-    <w:p>
-      <w:pPr>
-        <w:spacing w:after="0" w:line="240" w:lineRule="auto"/>
-        <w:rPr>
-          <w:rFonts w:cstheme="minorHAnsi"/>
-          <w:sz w:val="20"/>
-          <w:szCs w:val="20"/>
-        </w:rPr>
-      </w:pPr>
-    </w:p>
-    <w:p>
-      <w:pPr>
-        <w:spacing w:after="0" w:line="240" w:lineRule="auto"/>
-        <w:rPr>
-          <w:rFonts w:cstheme="minorHAnsi"/>
-          <w:sz w:val="20"/>
-          <w:szCs w:val="20"/>
-        </w:rPr>
-      </w:pPr>
-    </w:p>
-    <w:p>
-      <w:pPr>
-        <w:spacing w:after="0" w:line="240" w:lineRule="auto"/>
-        <w:rPr>
-          <w:rFonts w:cstheme="minorHAnsi"/>
-          <w:sz w:val="20"/>
-          <w:szCs w:val="20"/>
-        </w:rPr>
-      </w:pPr>
-    </w:p>
-    <w:p>
-      <w:pPr>
-        <w:spacing w:after="0" w:line="240" w:lineRule="auto"/>
-        <w:rPr>
-          <w:rFonts w:cstheme="minorHAnsi"/>
-          <w:sz w:val="20"/>
-          <w:szCs w:val="20"/>
-        </w:rPr>
-      </w:pPr>
-    </w:p>
-    <w:p>
-      <w:pPr>
-        <w:spacing w:after="0" w:line="240" w:lineRule="auto"/>
-        <w:rPr>
-          <w:rFonts w:cstheme="minorHAnsi"/>
-          <w:sz w:val="20"/>
-          <w:szCs w:val="20"/>
-        </w:rPr>
-      </w:pPr>
-    </w:p>
-    <w:p>
-      <w:pPr>
-        <w:spacing w:after="0" w:line="240" w:lineRule="auto"/>
-        <w:rPr>
-          <w:rFonts w:cstheme="minorHAnsi"/>
-          <w:sz w:val="20"/>
-          <w:szCs w:val="20"/>
-        </w:rPr>
-      </w:pPr>
-    </w:p>
-    <w:p>
-      <w:pPr>
-        <w:spacing w:after="0" w:line="240" w:lineRule="auto"/>
-        <w:rPr>
-          <w:rFonts w:cstheme="minorHAnsi"/>
-          <w:sz w:val="20"/>
-          <w:szCs w:val="20"/>
-        </w:rPr>
-      </w:pPr>
-    </w:p>
-    <w:p>
-      <w:pPr>
-        <w:spacing w:after="0" w:line="240" w:lineRule="auto"/>
-        <w:rPr>
-          <w:rFonts w:cstheme="minorHAnsi"/>
-          <w:sz w:val="20"/>
-          <w:szCs w:val="20"/>
-        </w:rPr>
-      </w:pPr>
-    </w:p>
+        <w:t>20) DEFAULT 'pending', FOREIGN KEY (inventory_id) REFERENCES Inventory(inventory_id)</w:t>
+      </w:r>
+      <w:proofErr w:type="gramStart"/>
+      <w:r>
+        <w:rPr>
+          <w:rFonts w:cstheme="minorHAnsi"/>
+          <w:sz w:val="20"/>
+          <w:szCs w:val="20"/>
+        </w:rPr>
+        <w:t>);</w:t>
+      </w:r>
+      <w:proofErr w:type="gramEnd"/>
+    </w:p>
+    <w:p>
+      <w:pPr>
+        <w:spacing w:after="0" w:line="240" w:lineRule="auto"/>
+        <w:rPr>
+          <w:rFonts w:cstheme="minorHAnsi"/>
+          <w:sz w:val="20"/>
+          <w:szCs w:val="20"/>
+        </w:rPr>
+      </w:pPr>
+    </w:p>
+    <w:p>
+      <w:pPr>
+        <w:spacing w:after="0" w:line="240" w:lineRule="auto"/>
+        <w:rPr>
+          <w:rFonts w:cstheme="minorHAnsi"/>
+          <w:sz w:val="20"/>
+          <w:szCs w:val="20"/>
+        </w:rPr>
+      </w:pPr>
+    </w:p>
+    <w:p>
+      <w:pPr>
+        <w:spacing w:after="0" w:line="240" w:lineRule="auto"/>
+        <w:rPr>
+          <w:rFonts w:cstheme="minorHAnsi"/>
+          <w:sz w:val="20"/>
+          <w:szCs w:val="20"/>
+        </w:rPr>
+      </w:pPr>
+    </w:p>
+    <w:p>
+      <w:pPr>
+        <w:spacing w:after="0" w:line="240" w:lineRule="auto"/>
+        <w:rPr>
+          <w:rFonts w:cstheme="minorHAnsi"/>
+          <w:sz w:val="20"/>
+          <w:szCs w:val="20"/>
+        </w:rPr>
+      </w:pPr>
+    </w:p>
+    <w:p>
+      <w:pPr>
+        <w:spacing w:after="0" w:line="240" w:lineRule="auto"/>
+        <w:rPr>
+          <w:rFonts w:cstheme="minorHAnsi"/>
+          <w:sz w:val="20"/>
+          <w:szCs w:val="20"/>
+        </w:rPr>
+      </w:pPr>
+    </w:p>
+    <w:p>
+      <w:pPr>
+        <w:spacing w:after="0" w:line="240" w:lineRule="auto"/>
+        <w:rPr>
+          <w:rFonts w:cstheme="minorHAnsi"/>
+          <w:sz w:val="20"/>
+          <w:szCs w:val="20"/>
+        </w:rPr>
+      </w:pPr>
+    </w:p>
+    <w:p>
+      <w:pPr>
+        <w:spacing w:after="0" w:line="240" w:lineRule="auto"/>
+        <w:rPr>
+          <w:rFonts w:cstheme="minorHAnsi"/>
+          <w:sz w:val="20"/>
+          <w:szCs w:val="20"/>
+        </w:rPr>
+      </w:pPr>
+    </w:p>
+    <w:p>
+      <w:pPr>
+        <w:spacing w:after="0" w:line="240" w:lineRule="auto"/>
+        <w:rPr>
+          <w:rFonts w:cstheme="minorHAnsi"/>
+          <w:sz w:val="20"/>
+          <w:szCs w:val="20"/>
+        </w:rPr>
+      </w:pPr>
+    </w:p>
+    <w:p>
+      <w:pPr>
+        <w:spacing w:after="0" w:line="240" w:lineRule="auto"/>
+        <w:rPr>
+          <w:rFonts w:cstheme="minorHAnsi"/>
+          <w:sz w:val="20"/>
+          <w:szCs w:val="20"/>
+        </w:rPr>
+      </w:pPr>
+    </w:p>
+    <w:p>
+      <w:pPr>
+        <w:spacing w:after="0" w:line="240" w:lineRule="auto"/>
+        <w:rPr>
+          <w:rFonts w:cstheme="minorHAnsi"/>
+          <w:sz w:val="20"/>
+          <w:szCs w:val="20"/>
+        </w:rPr>
+      </w:pPr>
+    </w:p>
+    <w:p>
+      <w:pPr>
+        <w:spacing w:after="0" w:line="240" w:lineRule="auto"/>
+        <w:rPr>
+          <w:rFonts w:cstheme="minorHAnsi"/>
+          <w:sz w:val="20"/>
+          <w:szCs w:val="20"/>
+        </w:rPr>
+      </w:pPr>
+    </w:p>
+    <w:p>
+      <w:pPr>
+        <w:spacing w:after="0" w:line="240" w:lineRule="auto"/>
+        <w:rPr>
+          <w:rFonts w:cstheme="minorHAnsi"/>
+          <w:sz w:val="20"/>
+          <w:szCs w:val="20"/>
+        </w:rPr>
+      </w:pPr>
+    </w:p>
+    <w:p>
+      <w:pPr>
+        <w:spacing w:after="0" w:line="240" w:lineRule="auto"/>
+        <w:rPr>
+          <w:rFonts w:cstheme="minorHAnsi"/>
+          <w:sz w:val="20"/>
+          <w:szCs w:val="20"/>
+        </w:rPr>
+      </w:pPr>
+    </w:p>
+    <w:p>
+      <w:pPr>
+        <w:spacing w:after="0" w:line="240" w:lineRule="auto"/>
+        <w:rPr>
+          <w:rFonts w:cstheme="minorHAnsi"/>
+          <w:sz w:val="20"/>
+          <w:szCs w:val="20"/>
+        </w:rPr>
+      </w:pPr>
+    </w:p>
+    <w:p>
+      <w:pPr>
+        <w:spacing w:after="0" w:line="240" w:lineRule="auto"/>
+        <w:rPr>
+          <w:rFonts w:cstheme="minorHAnsi"/>
+          <w:sz w:val="20"/>
+          <w:szCs w:val="20"/>
+        </w:rPr>
+      </w:pPr>
+    </w:p>
+    <w:p>
+      <w:pPr>
+        <w:spacing w:after="0" w:line="240" w:lineRule="auto"/>
+        <w:rPr>
+          <w:rFonts w:cstheme="minorHAnsi"/>
+          <w:sz w:val="20"/>
+          <w:szCs w:val="20"/>
+        </w:rPr>
+      </w:pPr>
+    </w:p>
+    <w:p>
+      <w:pPr>
+        <w:spacing w:after="0" w:line="240" w:lineRule="auto"/>
+        <w:rPr>
+          <w:rFonts w:cstheme="minorHAnsi"/>
+          <w:sz w:val="20"/>
+          <w:szCs w:val="20"/>
+        </w:rPr>
+      </w:pPr>
+    </w:p>
+    <w:p>
+      <w:pPr>
+        <w:spacing w:after="0" w:line="240" w:lineRule="auto"/>
+        <w:rPr>
+          <w:rFonts w:cstheme="minorHAnsi"/>
+          <w:sz w:val="20"/>
+          <w:szCs w:val="20"/>
+        </w:rPr>
+      </w:pPr>
+    </w:p>
+    <w:p>
+      <w:pPr>
+        <w:spacing w:after="0" w:line="240" w:lineRule="auto"/>
+        <w:rPr>
+          <w:rFonts w:cstheme="minorHAnsi"/>
+          <w:sz w:val="20"/>
+          <w:szCs w:val="20"/>
+        </w:rPr>
+      </w:pPr>
+    </w:p>
+    <w:p>
+      <w:pPr>
+        <w:spacing w:after="0" w:line="240" w:lineRule="auto"/>
+        <w:rPr>
+          <w:rFonts w:cstheme="minorHAnsi"/>
+          <w:sz w:val="20"/>
+          <w:szCs w:val="20"/>
+        </w:rPr>
+      </w:pPr>
+    </w:p>
+    <w:p>
+      <w:pPr>
+        <w:spacing w:after="0" w:line="240" w:lineRule="auto"/>
+        <w:rPr>
+          <w:rFonts w:cstheme="minorHAnsi"/>
+          <w:sz w:val="20"/>
+          <w:szCs w:val="20"/>
+        </w:rPr>
+      </w:pPr>
+    </w:p>
+    <w:p>
+      <w:pPr>
+        <w:spacing w:after="0" w:line="240" w:lineRule="auto"/>
+        <w:rPr>
+          <w:rFonts w:cstheme="minorHAnsi"/>
+          <w:sz w:val="20"/>
+          <w:szCs w:val="20"/>
+        </w:rPr>
+      </w:pPr>
+    </w:p>
+    <w:p>
+      <w:pPr>
+        <w:spacing w:after="0" w:line="240" w:lineRule="auto"/>
+        <w:rPr>
+          <w:rFonts w:cstheme="minorHAnsi"/>
+          <w:sz w:val="20"/>
+          <w:szCs w:val="20"/>
+        </w:rPr>
+      </w:pPr>
+    </w:p>
+    <w:p>
+      <w:pPr>
+        <w:spacing w:after="0" w:line="240" w:lineRule="auto"/>
+        <w:rPr>
+          <w:rFonts w:cstheme="minorHAnsi"/>
+          <w:sz w:val="20"/>
+          <w:szCs w:val="20"/>
+        </w:rPr>
+      </w:pPr>
+    </w:p>
+    <w:p>
+      <w:pPr>
+        <w:spacing w:after="0" w:line="240" w:lineRule="auto"/>
+        <w:rPr>
+          <w:rFonts w:cstheme="minorHAnsi"/>
+          <w:sz w:val="20"/>
+          <w:szCs w:val="20"/>
+        </w:rPr>
+      </w:pPr>
+    </w:p>
+    <w:p>
+      <w:pPr>
+        <w:spacing w:after="0" w:line="240" w:lineRule="auto"/>
+        <w:rPr>
+          <w:rFonts w:cstheme="minorHAnsi"/>
+          <w:sz w:val="20"/>
+          <w:szCs w:val="20"/>
+        </w:rPr>
+      </w:pPr>
+    </w:p>
+    <w:p/>
     <w:sectPr>
       <w:pgSz w:w="11906" w:h="16838"/>
       <w:pgMar w:top="426" w:right="1440" w:bottom="426" w:left="1440" w:header="708" w:footer="708" w:gutter="0"/>
@@ -11693,6 +12188,7 @@
   <w:style w:type="character" w:default="1" w:styleId="DefaultParagraphFont">
     <w:name w:val="Default Paragraph Font"/>
     <w:uiPriority w:val="1"/>
+    <w:semiHidden/>
     <w:unhideWhenUsed/>
   </w:style>
   <w:style w:type="table" w:default="1" w:styleId="TableNormal">
